--- a/マイクロリング共振器の透過スペクトルからパラメータを推定する逆問題.docx
+++ b/マイクロリング共振器の透過スペクトルからパラメータを推定する逆問題.docx
@@ -21,7 +21,17 @@
           <w:sz w:val="28"/>
           <w:szCs w:val="32"/>
         </w:rPr>
-        <w:t>マイクロリング共振器の透過スペクトルを推定する順問題</w:t>
+        <w:t>マイクロリング共振器の透過スペクトル</w:t>
+      </w:r>
+      <w:r>
+        <w:rPr>
+          <w:rFonts w:eastAsiaTheme="minorHAnsi" w:hint="eastAsia"/>
+          <w:b/>
+          <w:bCs/>
+          <w:sz w:val="28"/>
+          <w:szCs w:val="32"/>
+        </w:rPr>
+        <w:t>からパラメータを推定する逆問題</w:t>
       </w:r>
     </w:p>
     <w:p>
@@ -71,7 +81,31 @@
         <w:rPr>
           <w:rFonts w:eastAsiaTheme="minorHAnsi" w:hint="eastAsia"/>
         </w:rPr>
-        <w:t>透過スペクトルを物理パラメータから推定する順問題を扱った。</w:t>
+        <w:t>透過スペクトル</w:t>
+      </w:r>
+      <w:r>
+        <w:rPr>
+          <w:rFonts w:eastAsiaTheme="minorHAnsi" w:hint="eastAsia"/>
+        </w:rPr>
+        <w:t>から</w:t>
+      </w:r>
+      <w:r>
+        <w:rPr>
+          <w:rFonts w:eastAsiaTheme="minorHAnsi" w:hint="eastAsia"/>
+        </w:rPr>
+        <w:t>パラメータから推定する</w:t>
+      </w:r>
+      <w:r>
+        <w:rPr>
+          <w:rFonts w:eastAsiaTheme="minorHAnsi" w:hint="eastAsia"/>
+        </w:rPr>
+        <w:t>逆</w:t>
+      </w:r>
+      <w:r>
+        <w:rPr>
+          <w:rFonts w:eastAsiaTheme="minorHAnsi" w:hint="eastAsia"/>
+        </w:rPr>
+        <w:t>問題を扱った。</w:t>
       </w:r>
       <w:r>
         <w:rPr>
@@ -218,7 +252,13 @@
         <w:rPr>
           <w:rFonts w:hint="eastAsia"/>
         </w:rPr>
-        <w:t xml:space="preserve"> を推定する。入力</w:t>
+        <w:t xml:space="preserve"> </w:t>
+      </w:r>
+      <w:r>
+        <w:rPr>
+          <w:rFonts w:hint="eastAsia"/>
+        </w:rPr>
+        <w:t>から，</w:t>
       </w:r>
       <w:r>
         <w:rPr>
@@ -314,7 +354,19 @@
         <w:rPr>
           <w:rFonts w:hint="eastAsia"/>
         </w:rPr>
-        <w:t>の計3つの物理量を扱う。これらのパラメータは、共振波長における透過率やQ値などに影響する。</w:t>
+        <w:t>の計3つ</w:t>
+      </w:r>
+      <w:r>
+        <w:rPr>
+          <w:rFonts w:hint="eastAsia"/>
+        </w:rPr>
+        <w:t>を推定する</w:t>
+      </w:r>
+      <w:r>
+        <w:rPr>
+          <w:rFonts w:hint="eastAsia"/>
+        </w:rPr>
+        <w:t>。これらのパラメータは、共振波長における透過率やQ値などに影響する。</w:t>
       </w:r>
     </w:p>
     <w:p>
@@ -386,14 +438,27 @@
       <w:r>
         <w:t xml:space="preserve">図 </w:t>
       </w:r>
-      <w:fldSimple w:instr=" SEQ 図 \* ARABIC ">
-        <w:r>
-          <w:rPr>
-            <w:noProof/>
-          </w:rPr>
-          <w:t>1</w:t>
-        </w:r>
-      </w:fldSimple>
+      <w:r>
+        <w:fldChar w:fldCharType="begin"/>
+      </w:r>
+      <w:r>
+        <w:instrText xml:space="preserve"> SEQ 図 \* ARABIC </w:instrText>
+      </w:r>
+      <w:r>
+        <w:fldChar w:fldCharType="separate"/>
+      </w:r>
+      <w:r>
+        <w:rPr>
+          <w:noProof/>
+        </w:rPr>
+        <w:t>1</w:t>
+      </w:r>
+      <w:r>
+        <w:rPr>
+          <w:noProof/>
+        </w:rPr>
+        <w:fldChar w:fldCharType="end"/>
+      </w:r>
       <w:r>
         <w:rPr>
           <w:rFonts w:hint="eastAsia"/>
@@ -681,6 +746,7 @@
           <w:b/>
           <w:bCs/>
         </w:rPr>
+        <w:lastRenderedPageBreak/>
         <w:t>結合係数</w:t>
       </w:r>
       <m:oMath>
@@ -811,7 +877,6 @@
           <w:b/>
           <w:bCs/>
         </w:rPr>
-        <w:lastRenderedPageBreak/>
         <w:t>共振周波数間隔</w:t>
       </w:r>
       <w:r>
@@ -1055,7 +1120,13 @@
         <w:rPr>
           <w:rFonts w:eastAsiaTheme="minorHAnsi"/>
         </w:rPr>
-        <w:t>: 512</w:t>
+        <w:t xml:space="preserve">: </w:t>
+      </w:r>
+      <w:r>
+        <w:rPr>
+          <w:rFonts w:eastAsiaTheme="minorHAnsi" w:hint="eastAsia"/>
+        </w:rPr>
+        <w:t>128</w:t>
       </w:r>
     </w:p>
     <w:p>
@@ -1075,7 +1146,23 @@
           <w:b/>
           <w:bCs/>
         </w:rPr>
-        <w:t>入力層のサイズ (</w:t>
+        <w:t>入力層</w:t>
+      </w:r>
+      <w:r>
+        <w:rPr>
+          <w:rFonts w:eastAsiaTheme="minorHAnsi" w:hint="eastAsia"/>
+          <w:b/>
+          <w:bCs/>
+        </w:rPr>
+        <w:t>（順方向）</w:t>
+      </w:r>
+      <w:r>
+        <w:rPr>
+          <w:rFonts w:eastAsiaTheme="minorHAnsi"/>
+          <w:b/>
+          <w:bCs/>
+        </w:rPr>
+        <w:t>のサイズ (</w:t>
       </w:r>
       <w:proofErr w:type="spellStart"/>
       <w:r>
@@ -1135,7 +1222,23 @@
           <w:b/>
           <w:bCs/>
         </w:rPr>
-        <w:t>出力層のサイズ (</w:t>
+        <w:t>出力層</w:t>
+      </w:r>
+      <w:r>
+        <w:rPr>
+          <w:rFonts w:eastAsiaTheme="minorHAnsi" w:hint="eastAsia"/>
+          <w:b/>
+          <w:bCs/>
+        </w:rPr>
+        <w:t>(順方向)</w:t>
+      </w:r>
+      <w:r>
+        <w:rPr>
+          <w:rFonts w:eastAsiaTheme="minorHAnsi"/>
+          <w:b/>
+          <w:bCs/>
+        </w:rPr>
+        <w:t>のサイズ (</w:t>
       </w:r>
       <w:proofErr w:type="spellStart"/>
       <w:r>
@@ -1325,6 +1428,29 @@
     </w:p>
     <w:p>
       <w:pPr>
+        <w:widowControl/>
+        <w:jc w:val="left"/>
+        <w:rPr>
+          <w:rFonts w:eastAsiaTheme="minorHAnsi"/>
+          <w:b/>
+          <w:bCs/>
+          <w:sz w:val="22"/>
+          <w:szCs w:val="24"/>
+        </w:rPr>
+      </w:pPr>
+      <w:r>
+        <w:rPr>
+          <w:rFonts w:eastAsiaTheme="minorHAnsi"/>
+          <w:b/>
+          <w:bCs/>
+          <w:sz w:val="22"/>
+          <w:szCs w:val="24"/>
+        </w:rPr>
+        <w:br w:type="page"/>
+      </w:r>
+    </w:p>
+    <w:p>
+      <w:pPr>
         <w:pStyle w:val="a9"/>
         <w:numPr>
           <w:ilvl w:val="0"/>
@@ -1346,6 +1472,7 @@
           <w:sz w:val="22"/>
           <w:szCs w:val="24"/>
         </w:rPr>
+        <w:lastRenderedPageBreak/>
         <w:t>結果</w:t>
       </w:r>
     </w:p>
@@ -1354,440 +1481,56 @@
         <w:pStyle w:val="a9"/>
         <w:ind w:left="360" w:firstLineChars="100" w:firstLine="210"/>
         <w:rPr>
-          <w:rFonts w:eastAsiaTheme="minorHAnsi"/>
-        </w:rPr>
-      </w:pPr>
-      <w:r>
-        <w:rPr>
           <w:rFonts w:eastAsiaTheme="minorHAnsi" w:hint="eastAsia"/>
         </w:rPr>
-        <w:t>表1</w:t>
-      </w:r>
+      </w:pPr>
       <w:r>
         <w:rPr>
           <w:rFonts w:eastAsiaTheme="minorHAnsi" w:hint="eastAsia"/>
-        </w:rPr>
-        <w:t>、</w:t>
+          <w:szCs w:val="21"/>
+        </w:rPr>
+        <w:t>図2は</w:t>
       </w:r>
       <w:r>
         <w:rPr>
           <w:rFonts w:eastAsiaTheme="minorHAnsi" w:hint="eastAsia"/>
         </w:rPr>
-        <w:t>図は</w:t>
+        <w:t>Train Loss（学習損失）</w:t>
       </w:r>
       <w:r>
         <w:rPr>
           <w:rFonts w:eastAsiaTheme="minorHAnsi" w:hint="eastAsia"/>
         </w:rPr>
-        <w:t>Train Loss（学習損失）</w:t>
+        <w:t>およびVal Loss（検証損失）の推移を示している。</w:t>
       </w:r>
       <w:r>
         <w:rPr>
           <w:rFonts w:eastAsiaTheme="minorHAnsi" w:hint="eastAsia"/>
         </w:rPr>
-        <w:t>およびVal Loss（検証損失）の推移を示している。Val Lossは</w:t>
+        <w:t>Train Lossは10^-1のオーダーで下げ止まっていることがわかる。また、図3は</w:t>
       </w:r>
       <w:r>
         <w:rPr>
           <w:rFonts w:eastAsiaTheme="minorHAnsi" w:hint="eastAsia"/>
         </w:rPr>
-        <w:t>Epochごとに小さくなっており、過学習は生じていないといえる</w:t>
-      </w:r>
-      <w:r>
-        <w:rPr>
-          <w:rFonts w:eastAsiaTheme="minorHAnsi" w:hint="eastAsia"/>
-        </w:rPr>
-        <w:t>。</w:t>
-      </w:r>
-    </w:p>
-    <w:p>
-      <w:pPr>
-        <w:pStyle w:val="a9"/>
-        <w:ind w:left="360" w:firstLineChars="100" w:firstLine="210"/>
-        <w:rPr>
-          <w:rFonts w:eastAsiaTheme="minorHAnsi"/>
-        </w:rPr>
-      </w:pPr>
-    </w:p>
-    <w:p>
-      <w:pPr>
-        <w:pStyle w:val="a9"/>
-        <w:ind w:left="360" w:firstLineChars="100" w:firstLine="210"/>
-        <w:rPr>
-          <w:rFonts w:eastAsiaTheme="minorHAnsi"/>
-        </w:rPr>
-      </w:pPr>
-      <w:r>
-        <w:rPr>
-          <w:rFonts w:eastAsiaTheme="minorHAnsi" w:hint="eastAsia"/>
-        </w:rPr>
-        <w:t>表1 ：損失の推移</w:t>
-      </w:r>
-    </w:p>
-    <w:tbl>
-      <w:tblPr>
-        <w:tblStyle w:val="ab"/>
-        <w:tblW w:w="0" w:type="auto"/>
-        <w:tblLook w:val="04A0" w:firstRow="1" w:lastRow="0" w:firstColumn="1" w:lastColumn="0" w:noHBand="0" w:noVBand="1"/>
-      </w:tblPr>
-      <w:tblGrid>
-        <w:gridCol w:w="2824"/>
-        <w:gridCol w:w="2835"/>
-        <w:gridCol w:w="2835"/>
-      </w:tblGrid>
-      <w:tr>
-        <w:tc>
-          <w:tcPr>
-            <w:tcW w:w="2900" w:type="dxa"/>
-          </w:tcPr>
-          <w:p>
-            <w:pPr>
-              <w:rPr>
-                <w:rFonts w:eastAsiaTheme="minorHAnsi"/>
-              </w:rPr>
-            </w:pPr>
-            <w:r>
-              <w:rPr>
-                <w:rFonts w:eastAsiaTheme="minorHAnsi"/>
-              </w:rPr>
-              <w:t>Epoch 0</w:t>
-            </w:r>
-          </w:p>
-        </w:tc>
-        <w:tc>
-          <w:tcPr>
-            <w:tcW w:w="2901" w:type="dxa"/>
-          </w:tcPr>
-          <w:p>
-            <w:pPr>
-              <w:rPr>
-                <w:rFonts w:eastAsiaTheme="minorHAnsi"/>
-              </w:rPr>
-            </w:pPr>
-            <w:r>
-              <w:rPr>
-                <w:rFonts w:eastAsiaTheme="minorHAnsi"/>
-              </w:rPr>
-              <w:t>Train Loss = 0.443414</w:t>
-            </w:r>
-          </w:p>
-        </w:tc>
-        <w:tc>
-          <w:tcPr>
-            <w:tcW w:w="2901" w:type="dxa"/>
-          </w:tcPr>
-          <w:p>
-            <w:pPr>
-              <w:rPr>
-                <w:rFonts w:eastAsiaTheme="minorHAnsi"/>
-              </w:rPr>
-            </w:pPr>
-            <w:r>
-              <w:rPr>
-                <w:rFonts w:eastAsiaTheme="minorHAnsi"/>
-              </w:rPr>
-              <w:t>Val Loss = 0.095777</w:t>
-            </w:r>
-          </w:p>
-        </w:tc>
-      </w:tr>
-      <w:tr>
-        <w:tc>
-          <w:tcPr>
-            <w:tcW w:w="2900" w:type="dxa"/>
-          </w:tcPr>
-          <w:p>
-            <w:pPr>
-              <w:rPr>
-                <w:rFonts w:eastAsiaTheme="minorHAnsi"/>
-              </w:rPr>
-            </w:pPr>
-            <w:r>
-              <w:rPr>
-                <w:rFonts w:eastAsiaTheme="minorHAnsi"/>
-              </w:rPr>
-              <w:t>Epoch 10</w:t>
-            </w:r>
-          </w:p>
-        </w:tc>
-        <w:tc>
-          <w:tcPr>
-            <w:tcW w:w="2901" w:type="dxa"/>
-          </w:tcPr>
-          <w:p>
-            <w:pPr>
-              <w:rPr>
-                <w:rFonts w:eastAsiaTheme="minorHAnsi"/>
-              </w:rPr>
-            </w:pPr>
-            <w:r>
-              <w:rPr>
-                <w:rFonts w:eastAsiaTheme="minorHAnsi"/>
-              </w:rPr>
-              <w:t>Train Loss = 0.001329</w:t>
-            </w:r>
-          </w:p>
-        </w:tc>
-        <w:tc>
-          <w:tcPr>
-            <w:tcW w:w="2901" w:type="dxa"/>
-          </w:tcPr>
-          <w:p>
-            <w:pPr>
-              <w:rPr>
-                <w:rFonts w:eastAsiaTheme="minorHAnsi"/>
-              </w:rPr>
-            </w:pPr>
-            <w:r>
-              <w:rPr>
-                <w:rFonts w:eastAsiaTheme="minorHAnsi"/>
-              </w:rPr>
-              <w:t>Val Loss = 0.001808</w:t>
-            </w:r>
-          </w:p>
-        </w:tc>
-      </w:tr>
-      <w:tr>
-        <w:tc>
-          <w:tcPr>
-            <w:tcW w:w="2900" w:type="dxa"/>
-          </w:tcPr>
-          <w:p>
-            <w:pPr>
-              <w:rPr>
-                <w:rFonts w:eastAsiaTheme="minorHAnsi"/>
-              </w:rPr>
-            </w:pPr>
-            <w:r>
-              <w:rPr>
-                <w:rFonts w:eastAsiaTheme="minorHAnsi"/>
-              </w:rPr>
-              <w:t>Epoch 20</w:t>
-            </w:r>
-          </w:p>
-        </w:tc>
-        <w:tc>
-          <w:tcPr>
-            <w:tcW w:w="2901" w:type="dxa"/>
-          </w:tcPr>
-          <w:p>
-            <w:pPr>
-              <w:rPr>
-                <w:rFonts w:eastAsiaTheme="minorHAnsi"/>
-              </w:rPr>
-            </w:pPr>
-            <w:r>
-              <w:rPr>
-                <w:rFonts w:eastAsiaTheme="minorHAnsi"/>
-              </w:rPr>
-              <w:t>Train Loss = 0.000593</w:t>
-            </w:r>
-          </w:p>
-        </w:tc>
-        <w:tc>
-          <w:tcPr>
-            <w:tcW w:w="2901" w:type="dxa"/>
-          </w:tcPr>
-          <w:p>
-            <w:pPr>
-              <w:rPr>
-                <w:rFonts w:eastAsiaTheme="minorHAnsi"/>
-              </w:rPr>
-            </w:pPr>
-            <w:r>
-              <w:rPr>
-                <w:rFonts w:eastAsiaTheme="minorHAnsi"/>
-              </w:rPr>
-              <w:t>Val Loss = 0.000778</w:t>
-            </w:r>
-          </w:p>
-        </w:tc>
-      </w:tr>
-      <w:tr>
-        <w:tc>
-          <w:tcPr>
-            <w:tcW w:w="2900" w:type="dxa"/>
-          </w:tcPr>
-          <w:p>
-            <w:pPr>
-              <w:rPr>
-                <w:rFonts w:eastAsiaTheme="minorHAnsi"/>
-              </w:rPr>
-            </w:pPr>
-            <w:r>
-              <w:rPr>
-                <w:rFonts w:eastAsiaTheme="minorHAnsi"/>
-              </w:rPr>
-              <w:t>Epoch 30</w:t>
-            </w:r>
-          </w:p>
-        </w:tc>
-        <w:tc>
-          <w:tcPr>
-            <w:tcW w:w="2901" w:type="dxa"/>
-          </w:tcPr>
-          <w:p>
-            <w:pPr>
-              <w:rPr>
-                <w:rFonts w:eastAsiaTheme="minorHAnsi"/>
-              </w:rPr>
-            </w:pPr>
-            <w:r>
-              <w:rPr>
-                <w:rFonts w:eastAsiaTheme="minorHAnsi"/>
-              </w:rPr>
-              <w:t>Train Loss = 0.000321</w:t>
-            </w:r>
-          </w:p>
-        </w:tc>
-        <w:tc>
-          <w:tcPr>
-            <w:tcW w:w="2901" w:type="dxa"/>
-          </w:tcPr>
-          <w:p>
-            <w:pPr>
-              <w:rPr>
-                <w:rFonts w:eastAsiaTheme="minorHAnsi"/>
-              </w:rPr>
-            </w:pPr>
-            <w:r>
-              <w:rPr>
-                <w:rFonts w:eastAsiaTheme="minorHAnsi"/>
-              </w:rPr>
-              <w:t>Val Loss = 0.000418</w:t>
-            </w:r>
-          </w:p>
-        </w:tc>
-      </w:tr>
-      <w:tr>
-        <w:tc>
-          <w:tcPr>
-            <w:tcW w:w="2900" w:type="dxa"/>
-          </w:tcPr>
-          <w:p>
-            <w:pPr>
-              <w:rPr>
-                <w:rFonts w:eastAsiaTheme="minorHAnsi"/>
-              </w:rPr>
-            </w:pPr>
-            <w:r>
-              <w:rPr>
-                <w:rFonts w:eastAsiaTheme="minorHAnsi"/>
-              </w:rPr>
-              <w:t>Epoch 40</w:t>
-            </w:r>
-          </w:p>
-        </w:tc>
-        <w:tc>
-          <w:tcPr>
-            <w:tcW w:w="2901" w:type="dxa"/>
-          </w:tcPr>
-          <w:p>
-            <w:pPr>
-              <w:rPr>
-                <w:rFonts w:eastAsiaTheme="minorHAnsi"/>
-              </w:rPr>
-            </w:pPr>
-            <w:r>
-              <w:rPr>
-                <w:rFonts w:eastAsiaTheme="minorHAnsi"/>
-              </w:rPr>
-              <w:t>Train Loss = 0.000210</w:t>
-            </w:r>
-          </w:p>
-        </w:tc>
-        <w:tc>
-          <w:tcPr>
-            <w:tcW w:w="2901" w:type="dxa"/>
-          </w:tcPr>
-          <w:p>
-            <w:pPr>
-              <w:rPr>
-                <w:rFonts w:eastAsiaTheme="minorHAnsi"/>
-              </w:rPr>
-            </w:pPr>
-            <w:r>
-              <w:rPr>
-                <w:rFonts w:eastAsiaTheme="minorHAnsi"/>
-              </w:rPr>
-              <w:t>Val Loss = 0.000277</w:t>
-            </w:r>
-          </w:p>
-        </w:tc>
-      </w:tr>
-      <w:tr>
-        <w:tc>
-          <w:tcPr>
-            <w:tcW w:w="2900" w:type="dxa"/>
-          </w:tcPr>
-          <w:p>
-            <w:pPr>
-              <w:rPr>
-                <w:rFonts w:eastAsiaTheme="minorHAnsi"/>
-              </w:rPr>
-            </w:pPr>
-            <w:r>
-              <w:rPr>
-                <w:rFonts w:eastAsiaTheme="minorHAnsi"/>
-              </w:rPr>
-              <w:t>Epoch 50</w:t>
-            </w:r>
-          </w:p>
-        </w:tc>
-        <w:tc>
-          <w:tcPr>
-            <w:tcW w:w="2901" w:type="dxa"/>
-          </w:tcPr>
-          <w:p>
-            <w:pPr>
-              <w:rPr>
-                <w:rFonts w:eastAsiaTheme="minorHAnsi"/>
-              </w:rPr>
-            </w:pPr>
-            <w:r>
-              <w:rPr>
-                <w:rFonts w:eastAsiaTheme="minorHAnsi"/>
-              </w:rPr>
-              <w:t>Train Loss = 0.000160</w:t>
-            </w:r>
-          </w:p>
-        </w:tc>
-        <w:tc>
-          <w:tcPr>
-            <w:tcW w:w="2901" w:type="dxa"/>
-          </w:tcPr>
-          <w:p>
-            <w:pPr>
-              <w:rPr>
-                <w:rFonts w:eastAsiaTheme="minorHAnsi"/>
-              </w:rPr>
-            </w:pPr>
-            <w:r>
-              <w:rPr>
-                <w:rFonts w:eastAsiaTheme="minorHAnsi"/>
-              </w:rPr>
-              <w:t>Val Loss = 0.000187</w:t>
-            </w:r>
-          </w:p>
-        </w:tc>
-      </w:tr>
-    </w:tbl>
+        <w:t>各パラメータの真値と推定値の比較をしている。それぞれのパラメータで相関が弱く、正しく推定ができていないことがわかる。</w:t>
+      </w:r>
+    </w:p>
     <w:p>
       <w:pPr>
         <w:keepNext/>
+        <w:ind w:leftChars="200" w:left="420"/>
         <w:jc w:val="center"/>
       </w:pPr>
       <w:r>
         <w:rPr>
-          <w:rFonts w:eastAsiaTheme="minorHAnsi"/>
           <w:noProof/>
         </w:rPr>
-        <w:lastRenderedPageBreak/>
         <w:drawing>
-          <wp:inline distT="0" distB="0" distL="0" distR="0" wp14:anchorId="74FA3E44" wp14:editId="6E38D421">
-            <wp:extent cx="3600000" cy="2800596"/>
-            <wp:effectExtent l="0" t="0" r="0" b="0"/>
-            <wp:docPr id="1498561216" name="図 12"/>
+          <wp:inline distT="0" distB="0" distL="0" distR="0" wp14:anchorId="3A6F31B4" wp14:editId="3E4655B8">
+            <wp:extent cx="3600000" cy="2727093"/>
+            <wp:effectExtent l="0" t="0" r="635" b="0"/>
+            <wp:docPr id="1023362916" name="図 18"/>
             <wp:cNvGraphicFramePr>
               <a:graphicFrameLocks xmlns:a="http://schemas.openxmlformats.org/drawingml/2006/main" noChangeAspect="1"/>
             </wp:cNvGraphicFramePr>
@@ -1795,7 +1538,7 @@
               <a:graphicData uri="http://schemas.openxmlformats.org/drawingml/2006/picture">
                 <pic:pic xmlns:pic="http://schemas.openxmlformats.org/drawingml/2006/picture">
                   <pic:nvPicPr>
-                    <pic:cNvPr id="0" name="Picture 35"/>
+                    <pic:cNvPr id="0" name="Picture 57"/>
                     <pic:cNvPicPr>
                       <a:picLocks noChangeAspect="1" noChangeArrowheads="1"/>
                     </pic:cNvPicPr>
@@ -1816,7 +1559,7 @@
                   <pic:spPr bwMode="auto">
                     <a:xfrm>
                       <a:off x="0" y="0"/>
-                      <a:ext cx="3600000" cy="2800596"/>
+                      <a:ext cx="3600000" cy="2727093"/>
                     </a:xfrm>
                     <a:prstGeom prst="rect">
                       <a:avLst/>
@@ -1837,179 +1580,59 @@
       <w:pPr>
         <w:pStyle w:val="ac"/>
         <w:jc w:val="center"/>
+        <w:rPr>
+          <w:rFonts w:ascii="ＭＳ Ｐゴシック" w:eastAsia="ＭＳ Ｐゴシック" w:hAnsi="ＭＳ Ｐゴシック" w:cs="ＭＳ Ｐゴシック"/>
+          <w:kern w:val="0"/>
+          <w:sz w:val="24"/>
+          <w:szCs w:val="24"/>
+          <w14:ligatures w14:val="none"/>
+        </w:rPr>
       </w:pPr>
       <w:r>
         <w:t xml:space="preserve">図 </w:t>
       </w:r>
-      <w:fldSimple w:instr=" SEQ 図 \* ARABIC ">
-        <w:r>
-          <w:rPr>
-            <w:noProof/>
-          </w:rPr>
-          <w:t>2</w:t>
-        </w:r>
-      </w:fldSimple>
+      <w:r>
+        <w:fldChar w:fldCharType="begin"/>
+      </w:r>
+      <w:r>
+        <w:instrText xml:space="preserve"> SEQ 図 \* ARABIC </w:instrText>
+      </w:r>
+      <w:r>
+        <w:fldChar w:fldCharType="separate"/>
+      </w:r>
+      <w:r>
+        <w:rPr>
+          <w:noProof/>
+        </w:rPr>
+        <w:t>2</w:t>
+      </w:r>
+      <w:r>
+        <w:fldChar w:fldCharType="end"/>
+      </w:r>
       <w:r>
         <w:rPr>
           <w:rFonts w:hint="eastAsia"/>
         </w:rPr>
-        <w:t xml:space="preserve">　損失の推移</w:t>
-      </w:r>
-    </w:p>
-    <w:p/>
-    <w:p>
-      <w:pPr>
-        <w:ind w:leftChars="200" w:left="420"/>
-      </w:pPr>
-      <w:r>
-        <w:rPr>
-          <w:rFonts w:eastAsiaTheme="minorHAnsi" w:hint="eastAsia"/>
-        </w:rPr>
-        <w:t>図</w:t>
-      </w:r>
-      <w:r>
-        <w:rPr>
-          <w:rFonts w:eastAsiaTheme="minorHAnsi" w:hint="eastAsia"/>
-        </w:rPr>
-        <w:t>３~5</w:t>
-      </w:r>
-      <w:r>
-        <w:rPr>
-          <w:rFonts w:eastAsiaTheme="minorHAnsi" w:hint="eastAsia"/>
-        </w:rPr>
-        <w:t>は3組の入力パラメータにおける透過スペクトル</w:t>
-      </w:r>
-      <m:oMath>
-        <m:sSub>
-          <m:sSubPr>
-            <m:ctrlPr>
-              <w:rPr>
-                <w:rFonts w:ascii="Cambria Math" w:eastAsiaTheme="minorHAnsi" w:hAnsi="Cambria Math"/>
-              </w:rPr>
-            </m:ctrlPr>
-          </m:sSubPr>
-          <m:e>
-            <m:r>
-              <w:rPr>
-                <w:rFonts w:ascii="Cambria Math" w:eastAsiaTheme="minorHAnsi" w:hAnsi="Cambria Math"/>
-              </w:rPr>
-              <m:t>T</m:t>
-            </m:r>
-          </m:e>
-          <m:sub>
-            <m:r>
-              <w:rPr>
-                <w:rFonts w:ascii="Cambria Math" w:eastAsiaTheme="minorHAnsi" w:hAnsi="Cambria Math"/>
-              </w:rPr>
-              <m:t>th</m:t>
-            </m:r>
-          </m:sub>
-        </m:sSub>
-        <m:d>
-          <m:dPr>
-            <m:ctrlPr>
-              <w:rPr>
-                <w:rFonts w:ascii="Cambria Math" w:eastAsiaTheme="minorHAnsi" w:hAnsi="Cambria Math"/>
-              </w:rPr>
-            </m:ctrlPr>
-          </m:dPr>
-          <m:e>
-            <m:r>
-              <w:rPr>
-                <w:rFonts w:ascii="Cambria Math" w:eastAsiaTheme="minorHAnsi" w:hAnsi="Cambria Math"/>
-              </w:rPr>
-              <m:t>λ</m:t>
-            </m:r>
-          </m:e>
-        </m:d>
-        <m:r>
-          <w:rPr>
-            <w:rFonts w:ascii="Cambria Math" w:eastAsiaTheme="minorHAnsi" w:hAnsi="Cambria Math"/>
-          </w:rPr>
-          <m:t xml:space="preserve">, </m:t>
-        </m:r>
-        <m:sSub>
-          <m:sSubPr>
-            <m:ctrlPr>
-              <w:rPr>
-                <w:rFonts w:ascii="Cambria Math" w:eastAsiaTheme="minorHAnsi" w:hAnsi="Cambria Math"/>
-              </w:rPr>
-            </m:ctrlPr>
-          </m:sSubPr>
-          <m:e>
-            <m:r>
-              <w:rPr>
-                <w:rFonts w:ascii="Cambria Math" w:eastAsiaTheme="minorHAnsi" w:hAnsi="Cambria Math"/>
-              </w:rPr>
-              <m:t>T</m:t>
-            </m:r>
-          </m:e>
-          <m:sub>
-            <m:r>
-              <w:rPr>
-                <w:rFonts w:ascii="Cambria Math" w:eastAsiaTheme="minorHAnsi" w:hAnsi="Cambria Math"/>
-              </w:rPr>
-              <m:t>dr</m:t>
-            </m:r>
-          </m:sub>
-        </m:sSub>
-        <m:d>
-          <m:dPr>
-            <m:ctrlPr>
-              <w:rPr>
-                <w:rFonts w:ascii="Cambria Math" w:eastAsiaTheme="minorHAnsi" w:hAnsi="Cambria Math"/>
-              </w:rPr>
-            </m:ctrlPr>
-          </m:dPr>
-          <m:e>
-            <m:r>
-              <w:rPr>
-                <w:rFonts w:ascii="Cambria Math" w:eastAsiaTheme="minorHAnsi" w:hAnsi="Cambria Math"/>
-              </w:rPr>
-              <m:t>λ</m:t>
-            </m:r>
-          </m:e>
-        </m:d>
-      </m:oMath>
-      <w:r>
-        <w:rPr>
-          <w:rFonts w:hint="eastAsia"/>
-        </w:rPr>
-        <w:t>の理論値および推定値を</w:t>
-      </w:r>
-      <w:r>
-        <w:rPr>
-          <w:rFonts w:hint="eastAsia"/>
-        </w:rPr>
-        <w:t>それぞれ示している。</w:t>
-      </w:r>
-      <w:r>
-        <w:rPr>
-          <w:rFonts w:hint="eastAsia"/>
-        </w:rPr>
-        <w:t>いずれのパラメータにおいても理論値と推定値がよく一致していることがわかる。</w:t>
-      </w:r>
-    </w:p>
-    <w:p>
-      <w:pPr>
-        <w:ind w:leftChars="200" w:left="420"/>
-      </w:pPr>
-    </w:p>
-    <w:p>
-      <w:pPr>
+        <w:t xml:space="preserve">　損失関数の推移</w:t>
+      </w:r>
+    </w:p>
+    <w:p>
+      <w:pPr>
+        <w:pStyle w:val="a9"/>
         <w:keepNext/>
+        <w:widowControl/>
+        <w:ind w:left="360"/>
         <w:jc w:val="center"/>
       </w:pPr>
       <w:r>
         <w:rPr>
-          <w:rFonts w:eastAsiaTheme="minorHAnsi"/>
           <w:noProof/>
         </w:rPr>
         <w:drawing>
-          <wp:inline distT="0" distB="0" distL="0" distR="0" wp14:anchorId="3D3C1C9E" wp14:editId="0923D85A">
-            <wp:extent cx="2880000" cy="2298175"/>
-            <wp:effectExtent l="0" t="0" r="0" b="0"/>
-            <wp:docPr id="1886339080" name="図 11"/>
+          <wp:inline distT="0" distB="0" distL="0" distR="0" wp14:anchorId="56D296F0" wp14:editId="184CE1D8">
+            <wp:extent cx="5400040" cy="1478915"/>
+            <wp:effectExtent l="0" t="0" r="0" b="6985"/>
+            <wp:docPr id="603108685" name="図 17"/>
             <wp:cNvGraphicFramePr>
               <a:graphicFrameLocks xmlns:a="http://schemas.openxmlformats.org/drawingml/2006/main" noChangeAspect="1"/>
             </wp:cNvGraphicFramePr>
@@ -2017,7 +1640,7 @@
               <a:graphicData uri="http://schemas.openxmlformats.org/drawingml/2006/picture">
                 <pic:pic xmlns:pic="http://schemas.openxmlformats.org/drawingml/2006/picture">
                   <pic:nvPicPr>
-                    <pic:cNvPr id="0" name="Picture 36"/>
+                    <pic:cNvPr id="0" name="Picture 58"/>
                     <pic:cNvPicPr>
                       <a:picLocks noChangeAspect="1" noChangeArrowheads="1"/>
                     </pic:cNvPicPr>
@@ -2038,7 +1661,7 @@
                   <pic:spPr bwMode="auto">
                     <a:xfrm>
                       <a:off x="0" y="0"/>
-                      <a:ext cx="2880000" cy="2298175"/>
+                      <a:ext cx="5400040" cy="1478915"/>
                     </a:xfrm>
                     <a:prstGeom prst="rect">
                       <a:avLst/>
@@ -2059,41 +1682,561 @@
       <w:pPr>
         <w:pStyle w:val="ac"/>
         <w:jc w:val="center"/>
+        <w:rPr>
+          <w:rFonts w:ascii="ＭＳ Ｐゴシック" w:eastAsia="ＭＳ Ｐゴシック" w:hAnsi="ＭＳ Ｐゴシック" w:cs="ＭＳ Ｐゴシック"/>
+          <w:kern w:val="0"/>
+          <w:sz w:val="24"/>
+          <w:szCs w:val="24"/>
+          <w14:ligatures w14:val="none"/>
+        </w:rPr>
       </w:pPr>
       <w:r>
         <w:t xml:space="preserve">図 </w:t>
       </w:r>
-      <w:fldSimple w:instr=" SEQ 図 \* ARABIC ">
-        <w:r>
+      <w:r>
+        <w:fldChar w:fldCharType="begin"/>
+      </w:r>
+      <w:r>
+        <w:instrText xml:space="preserve"> SEQ 図 \* ARABIC </w:instrText>
+      </w:r>
+      <w:r>
+        <w:fldChar w:fldCharType="separate"/>
+      </w:r>
+      <w:r>
+        <w:rPr>
+          <w:noProof/>
+        </w:rPr>
+        <w:t>3</w:t>
+      </w:r>
+      <w:r>
+        <w:fldChar w:fldCharType="end"/>
+      </w:r>
+      <w:r>
+        <w:rPr>
+          <w:rFonts w:hint="eastAsia"/>
+        </w:rPr>
+        <w:t xml:space="preserve">　真値と推定値の比較</w:t>
+      </w:r>
+    </w:p>
+    <w:p>
+      <w:pPr>
+        <w:pStyle w:val="a9"/>
+        <w:ind w:left="360" w:firstLineChars="100" w:firstLine="240"/>
+        <w:rPr>
+          <w:rFonts w:ascii="ＭＳ Ｐゴシック" w:eastAsia="ＭＳ Ｐゴシック" w:hAnsi="ＭＳ Ｐゴシック" w:cs="ＭＳ Ｐゴシック"/>
+          <w:kern w:val="0"/>
+          <w:sz w:val="24"/>
+          <w:szCs w:val="24"/>
+          <w14:ligatures w14:val="none"/>
+        </w:rPr>
+      </w:pPr>
+      <w:r>
+        <w:rPr>
+          <w:rFonts w:ascii="ＭＳ Ｐゴシック" w:eastAsia="ＭＳ Ｐゴシック" w:hAnsi="ＭＳ Ｐゴシック" w:cs="ＭＳ Ｐゴシック" w:hint="eastAsia"/>
+          <w:kern w:val="0"/>
+          <w:sz w:val="24"/>
+          <w:szCs w:val="24"/>
+          <w14:ligatures w14:val="none"/>
+        </w:rPr>
+        <w:t xml:space="preserve">　</w:t>
+      </w:r>
+    </w:p>
+    <w:p>
+      <w:pPr>
+        <w:widowControl/>
+        <w:jc w:val="left"/>
+        <w:rPr>
+          <w:rFonts w:eastAsiaTheme="minorHAnsi"/>
+          <w:szCs w:val="21"/>
+        </w:rPr>
+      </w:pPr>
+      <w:r>
+        <w:rPr>
+          <w:rFonts w:eastAsiaTheme="minorHAnsi"/>
+          <w:szCs w:val="21"/>
+        </w:rPr>
+        <w:br w:type="page"/>
+      </w:r>
+    </w:p>
+    <w:p>
+      <w:pPr>
+        <w:pStyle w:val="a9"/>
+        <w:ind w:left="360" w:firstLineChars="100" w:firstLine="210"/>
+        <w:rPr>
+          <w:rFonts w:ascii="Cambria Math" w:hAnsi="Cambria Math" w:hint="eastAsia"/>
+          <w:szCs w:val="21"/>
+        </w:rPr>
+      </w:pPr>
+      <w:r>
+        <w:rPr>
+          <w:rFonts w:eastAsiaTheme="minorHAnsi" w:hint="eastAsia"/>
+          <w:szCs w:val="21"/>
+        </w:rPr>
+        <w:lastRenderedPageBreak/>
+        <w:t>次に</w:t>
+      </w:r>
+      <w:r>
+        <w:rPr>
+          <w:rFonts w:eastAsiaTheme="minorHAnsi" w:hint="eastAsia"/>
+          <w:szCs w:val="21"/>
+        </w:rPr>
+        <w:t>3つのパラメータのうちいずれか一つを固定したときの結果を</w:t>
+      </w:r>
+      <w:r>
+        <w:rPr>
+          <w:rFonts w:eastAsiaTheme="minorHAnsi" w:hint="eastAsia"/>
+          <w:szCs w:val="21"/>
+        </w:rPr>
+        <w:t>示す。</w:t>
+      </w:r>
+      <w:r>
+        <w:rPr>
+          <w:rFonts w:eastAsiaTheme="minorHAnsi" w:hint="eastAsia"/>
+          <w:szCs w:val="21"/>
+        </w:rPr>
+        <w:t>結合定数</w:t>
+      </w:r>
+      <m:oMath>
+        <m:sSub>
+          <m:sSubPr>
+            <m:ctrlPr>
+              <w:rPr>
+                <w:rFonts w:ascii="Cambria Math" w:eastAsiaTheme="minorHAnsi" w:hAnsi="Cambria Math"/>
+                <w:szCs w:val="21"/>
+              </w:rPr>
+            </m:ctrlPr>
+          </m:sSubPr>
+          <m:e>
+            <m:r>
+              <w:rPr>
+                <w:rFonts w:ascii="Cambria Math" w:eastAsiaTheme="minorHAnsi" w:hAnsi="Cambria Math"/>
+                <w:szCs w:val="21"/>
+              </w:rPr>
+              <m:t>τ</m:t>
+            </m:r>
+          </m:e>
+          <m:sub>
+            <m:r>
+              <w:rPr>
+                <w:rFonts w:ascii="Cambria Math" w:eastAsiaTheme="minorHAnsi" w:hAnsi="Cambria Math"/>
+                <w:szCs w:val="21"/>
+              </w:rPr>
+              <m:t>1</m:t>
+            </m:r>
+          </m:sub>
+        </m:sSub>
+      </m:oMath>
+      <w:r>
+        <w:rPr>
+          <w:rFonts w:hint="eastAsia"/>
+          <w:szCs w:val="21"/>
+        </w:rPr>
+        <w:t>,</w:t>
+      </w:r>
+      <w:r>
+        <w:rPr>
+          <w:rFonts w:ascii="Cambria Math" w:eastAsiaTheme="minorHAnsi" w:hAnsi="Cambria Math"/>
+          <w:szCs w:val="21"/>
+        </w:rPr>
+        <w:t xml:space="preserve"> </w:t>
+      </w:r>
+      <w:r>
+        <w:rPr>
+          <w:rFonts w:ascii="Cambria Math" w:hAnsi="Cambria Math" w:hint="eastAsia"/>
+          <w:szCs w:val="21"/>
+        </w:rPr>
+        <w:t xml:space="preserve"> </w:t>
+      </w:r>
+      <m:oMath>
+        <m:sSub>
+          <m:sSubPr>
+            <m:ctrlPr>
+              <w:rPr>
+                <w:rFonts w:ascii="Cambria Math" w:eastAsiaTheme="minorHAnsi" w:hAnsi="Cambria Math"/>
+                <w:szCs w:val="21"/>
+              </w:rPr>
+            </m:ctrlPr>
+          </m:sSubPr>
+          <m:e>
+            <m:r>
+              <w:rPr>
+                <w:rFonts w:ascii="Cambria Math" w:eastAsiaTheme="minorHAnsi" w:hAnsi="Cambria Math"/>
+                <w:szCs w:val="21"/>
+              </w:rPr>
+              <m:t>τ</m:t>
+            </m:r>
+          </m:e>
+          <m:sub>
+            <m:r>
+              <w:rPr>
+                <w:rFonts w:ascii="Cambria Math" w:eastAsiaTheme="minorHAnsi" w:hAnsi="Cambria Math"/>
+                <w:szCs w:val="21"/>
+              </w:rPr>
+              <m:t>2</m:t>
+            </m:r>
+          </m:sub>
+        </m:sSub>
+      </m:oMath>
+      <w:r>
+        <w:rPr>
+          <w:rFonts w:ascii="Cambria Math" w:hAnsi="Cambria Math" w:hint="eastAsia"/>
+          <w:szCs w:val="21"/>
+        </w:rPr>
+        <w:t>は</w:t>
+      </w:r>
+      <w:r>
+        <w:rPr>
+          <w:rFonts w:ascii="Cambria Math" w:hAnsi="Cambria Math" w:hint="eastAsia"/>
+          <w:szCs w:val="21"/>
+        </w:rPr>
+        <w:t>0.9</w:t>
+      </w:r>
+      <w:r>
+        <w:rPr>
+          <w:rFonts w:ascii="Cambria Math" w:hAnsi="Cambria Math" w:hint="eastAsia"/>
+          <w:szCs w:val="21"/>
+        </w:rPr>
+        <w:t>，</w:t>
+      </w:r>
+      <w:r>
+        <w:rPr>
+          <w:rFonts w:ascii="Cambria Math" w:hAnsi="Cambria Math" w:hint="eastAsia"/>
+          <w:szCs w:val="21"/>
+        </w:rPr>
+        <w:t xml:space="preserve"> </w:t>
+      </w:r>
+      <w:r>
+        <w:rPr>
+          <w:rFonts w:ascii="Cambria Math" w:hAnsi="Cambria Math" w:hint="eastAsia"/>
+          <w:szCs w:val="21"/>
+        </w:rPr>
+        <w:t>損失</w:t>
+      </w:r>
+      <m:oMath>
+        <m:r>
           <w:rPr>
-            <w:noProof/>
+            <w:rFonts w:ascii="Cambria Math" w:hAnsi="Cambria Math"/>
+            <w:szCs w:val="21"/>
           </w:rPr>
-          <w:t>3</w:t>
-        </w:r>
-      </w:fldSimple>
-      <w:r>
-        <w:rPr>
-          <w:rFonts w:hint="eastAsia"/>
-        </w:rPr>
-        <w:t xml:space="preserve"> 透過スペクトル1</w:t>
-      </w:r>
-    </w:p>
-    <w:p>
-      <w:pPr>
-        <w:keepNext/>
+          <m:t>α</m:t>
+        </m:r>
+      </m:oMath>
+      <w:r>
+        <w:rPr>
+          <w:rFonts w:ascii="Cambria Math" w:hAnsi="Cambria Math" w:hint="eastAsia"/>
+          <w:szCs w:val="21"/>
+        </w:rPr>
+        <w:t>は</w:t>
+      </w:r>
+      <w:r>
+        <w:rPr>
+          <w:rFonts w:ascii="Cambria Math" w:hAnsi="Cambria Math" w:hint="eastAsia"/>
+          <w:szCs w:val="21"/>
+        </w:rPr>
+        <w:t>0.95</w:t>
+      </w:r>
+      <w:r>
+        <w:rPr>
+          <w:rFonts w:ascii="Cambria Math" w:hAnsi="Cambria Math" w:hint="eastAsia"/>
+          <w:szCs w:val="21"/>
+        </w:rPr>
+        <w:t>に固定した。図４，図５は結合定数</w:t>
+      </w:r>
+      <m:oMath>
+        <m:sSub>
+          <m:sSubPr>
+            <m:ctrlPr>
+              <w:rPr>
+                <w:rFonts w:ascii="Cambria Math" w:hAnsi="Cambria Math"/>
+                <w:szCs w:val="21"/>
+              </w:rPr>
+            </m:ctrlPr>
+          </m:sSubPr>
+          <m:e>
+            <m:r>
+              <w:rPr>
+                <w:rFonts w:ascii="Cambria Math" w:hAnsi="Cambria Math"/>
+                <w:szCs w:val="21"/>
+              </w:rPr>
+              <m:t>τ</m:t>
+            </m:r>
+          </m:e>
+          <m:sub>
+            <m:r>
+              <w:rPr>
+                <w:rFonts w:ascii="Cambria Math" w:hAnsi="Cambria Math"/>
+                <w:szCs w:val="21"/>
+              </w:rPr>
+              <m:t>1</m:t>
+            </m:r>
+          </m:sub>
+        </m:sSub>
+      </m:oMath>
+      <w:r>
+        <w:rPr>
+          <w:rFonts w:ascii="Cambria Math" w:hAnsi="Cambria Math" w:hint="eastAsia"/>
+          <w:szCs w:val="21"/>
+        </w:rPr>
+        <w:t>を</w:t>
+      </w:r>
+      <w:r>
+        <w:rPr>
+          <w:rFonts w:ascii="Cambria Math" w:hAnsi="Cambria Math" w:hint="eastAsia"/>
+          <w:szCs w:val="21"/>
+        </w:rPr>
+        <w:t>0.9</w:t>
+      </w:r>
+      <w:r>
+        <w:rPr>
+          <w:rFonts w:ascii="Cambria Math" w:hAnsi="Cambria Math" w:hint="eastAsia"/>
+          <w:szCs w:val="21"/>
+        </w:rPr>
+        <w:t>に固定したときの</w:t>
+      </w:r>
+      <w:r>
+        <w:rPr>
+          <w:rFonts w:ascii="Cambria Math" w:hAnsi="Cambria Math" w:hint="eastAsia"/>
+          <w:szCs w:val="21"/>
+        </w:rPr>
+        <w:t>損失関数の推移と、パラメータの真値と推定値の比較を示している。</w:t>
+      </w:r>
+      <w:r>
+        <w:rPr>
+          <w:rFonts w:ascii="Cambria Math" w:hAnsi="Cambria Math" w:hint="eastAsia"/>
+          <w:szCs w:val="21"/>
+        </w:rPr>
+        <w:t>図</w:t>
+      </w:r>
+      <w:r>
+        <w:rPr>
+          <w:rFonts w:ascii="Cambria Math" w:hAnsi="Cambria Math" w:hint="eastAsia"/>
+          <w:szCs w:val="21"/>
+        </w:rPr>
+        <w:t>６</w:t>
+      </w:r>
+      <w:r>
+        <w:rPr>
+          <w:rFonts w:ascii="Cambria Math" w:hAnsi="Cambria Math" w:hint="eastAsia"/>
+          <w:szCs w:val="21"/>
+        </w:rPr>
+        <w:t>，図</w:t>
+      </w:r>
+      <w:r>
+        <w:rPr>
+          <w:rFonts w:ascii="Cambria Math" w:hAnsi="Cambria Math" w:hint="eastAsia"/>
+          <w:szCs w:val="21"/>
+        </w:rPr>
+        <w:t>７</w:t>
+      </w:r>
+      <w:r>
+        <w:rPr>
+          <w:rFonts w:ascii="Cambria Math" w:hAnsi="Cambria Math" w:hint="eastAsia"/>
+          <w:szCs w:val="21"/>
+        </w:rPr>
+        <w:t>は結合定数</w:t>
+      </w:r>
+      <m:oMath>
+        <m:sSub>
+          <m:sSubPr>
+            <m:ctrlPr>
+              <w:rPr>
+                <w:rFonts w:ascii="Cambria Math" w:hAnsi="Cambria Math"/>
+                <w:szCs w:val="21"/>
+              </w:rPr>
+            </m:ctrlPr>
+          </m:sSubPr>
+          <m:e>
+            <m:r>
+              <w:rPr>
+                <w:rFonts w:ascii="Cambria Math" w:hAnsi="Cambria Math"/>
+                <w:szCs w:val="21"/>
+              </w:rPr>
+              <m:t>τ</m:t>
+            </m:r>
+          </m:e>
+          <m:sub>
+            <m:r>
+              <w:rPr>
+                <w:rFonts w:ascii="Cambria Math" w:hAnsi="Cambria Math"/>
+                <w:szCs w:val="21"/>
+              </w:rPr>
+              <m:t>2</m:t>
+            </m:r>
+          </m:sub>
+        </m:sSub>
+      </m:oMath>
+      <w:r>
+        <w:rPr>
+          <w:rFonts w:ascii="Cambria Math" w:hAnsi="Cambria Math" w:hint="eastAsia"/>
+          <w:szCs w:val="21"/>
+        </w:rPr>
+        <w:t>を</w:t>
+      </w:r>
+      <w:r>
+        <w:rPr>
+          <w:rFonts w:ascii="Cambria Math" w:hAnsi="Cambria Math" w:hint="eastAsia"/>
+          <w:szCs w:val="21"/>
+        </w:rPr>
+        <w:t>0.9</w:t>
+      </w:r>
+      <w:r>
+        <w:rPr>
+          <w:rFonts w:ascii="Cambria Math" w:hAnsi="Cambria Math" w:hint="eastAsia"/>
+          <w:szCs w:val="21"/>
+        </w:rPr>
+        <w:t>に固定したときの損失関数の推移と、パラメータの真値と推定値の比較を示している。図</w:t>
+      </w:r>
+      <w:r>
+        <w:rPr>
+          <w:rFonts w:ascii="Cambria Math" w:hAnsi="Cambria Math" w:hint="eastAsia"/>
+          <w:szCs w:val="21"/>
+        </w:rPr>
+        <w:t>８</w:t>
+      </w:r>
+      <w:r>
+        <w:rPr>
+          <w:rFonts w:ascii="Cambria Math" w:hAnsi="Cambria Math" w:hint="eastAsia"/>
+          <w:szCs w:val="21"/>
+        </w:rPr>
+        <w:t>，図</w:t>
+      </w:r>
+      <w:r>
+        <w:rPr>
+          <w:rFonts w:ascii="Cambria Math" w:hAnsi="Cambria Math" w:hint="eastAsia"/>
+          <w:szCs w:val="21"/>
+        </w:rPr>
+        <w:t>９</w:t>
+      </w:r>
+      <w:r>
+        <w:rPr>
+          <w:rFonts w:ascii="Cambria Math" w:hAnsi="Cambria Math" w:hint="eastAsia"/>
+          <w:szCs w:val="21"/>
+        </w:rPr>
+        <w:t>は</w:t>
+      </w:r>
+      <w:r>
+        <w:rPr>
+          <w:rFonts w:ascii="Cambria Math" w:hAnsi="Cambria Math" w:hint="eastAsia"/>
+          <w:szCs w:val="21"/>
+        </w:rPr>
+        <w:t>リング１周当たりの損失</w:t>
+      </w:r>
+      <m:oMath>
+        <m:r>
+          <w:rPr>
+            <w:rFonts w:ascii="Cambria Math" w:hAnsi="Cambria Math"/>
+            <w:szCs w:val="21"/>
+          </w:rPr>
+          <m:t>α</m:t>
+        </m:r>
+      </m:oMath>
+      <w:r>
+        <w:rPr>
+          <w:rFonts w:ascii="Cambria Math" w:hAnsi="Cambria Math" w:hint="eastAsia"/>
+          <w:szCs w:val="21"/>
+        </w:rPr>
+        <w:t>を</w:t>
+      </w:r>
+      <w:r>
+        <w:rPr>
+          <w:rFonts w:ascii="Cambria Math" w:hAnsi="Cambria Math" w:hint="eastAsia"/>
+          <w:szCs w:val="21"/>
+        </w:rPr>
+        <w:t>0.9</w:t>
+      </w:r>
+      <w:r>
+        <w:rPr>
+          <w:rFonts w:ascii="Cambria Math" w:hAnsi="Cambria Math" w:hint="eastAsia"/>
+          <w:szCs w:val="21"/>
+        </w:rPr>
+        <w:t>5</w:t>
+      </w:r>
+      <w:r>
+        <w:rPr>
+          <w:rFonts w:ascii="Cambria Math" w:hAnsi="Cambria Math" w:hint="eastAsia"/>
+          <w:szCs w:val="21"/>
+        </w:rPr>
+        <w:t>に固定したときの損失関数の推移と、パラメータの真値と推定値の比較を示している。</w:t>
+      </w:r>
+      <w:r>
+        <w:rPr>
+          <w:rFonts w:ascii="Cambria Math" w:hAnsi="Cambria Math" w:hint="eastAsia"/>
+          <w:szCs w:val="21"/>
+        </w:rPr>
+        <w:t>これらの結果を比較すると、固定したパラメータによって損失関数の下がり方に違いがあることがわかる。</w:t>
+      </w:r>
+      <m:oMath>
+        <m:sSub>
+          <m:sSubPr>
+            <m:ctrlPr>
+              <w:rPr>
+                <w:rFonts w:ascii="Cambria Math" w:hAnsi="Cambria Math"/>
+                <w:szCs w:val="21"/>
+              </w:rPr>
+            </m:ctrlPr>
+          </m:sSubPr>
+          <m:e>
+            <m:r>
+              <w:rPr>
+                <w:rFonts w:ascii="Cambria Math" w:hAnsi="Cambria Math"/>
+                <w:szCs w:val="21"/>
+              </w:rPr>
+              <m:t>τ</m:t>
+            </m:r>
+          </m:e>
+          <m:sub>
+            <m:r>
+              <w:rPr>
+                <w:rFonts w:ascii="Cambria Math" w:hAnsi="Cambria Math"/>
+                <w:szCs w:val="21"/>
+              </w:rPr>
+              <m:t>1</m:t>
+            </m:r>
+          </m:sub>
+        </m:sSub>
+      </m:oMath>
+      <w:r>
+        <w:rPr>
+          <w:rFonts w:ascii="Cambria Math" w:hAnsi="Cambria Math" w:hint="eastAsia"/>
+          <w:szCs w:val="21"/>
+        </w:rPr>
+        <w:t>を固定した場合が、最も</w:t>
+      </w:r>
+      <w:r>
+        <w:rPr>
+          <w:rFonts w:ascii="Cambria Math" w:hAnsi="Cambria Math" w:hint="eastAsia"/>
+          <w:szCs w:val="21"/>
+        </w:rPr>
+        <w:t>train loss</w:t>
+      </w:r>
+      <w:r>
+        <w:rPr>
+          <w:rFonts w:ascii="Cambria Math" w:hAnsi="Cambria Math" w:hint="eastAsia"/>
+          <w:szCs w:val="21"/>
+        </w:rPr>
+        <w:t>が小さくなり、推定値と予測値の相関も強いことがわかる。</w:t>
+      </w:r>
+    </w:p>
+    <w:p>
+      <w:pPr>
+        <w:pStyle w:val="a9"/>
+        <w:ind w:left="360" w:firstLineChars="100" w:firstLine="210"/>
+        <w:rPr>
+          <w:rFonts w:ascii="Cambria Math" w:hAnsi="Cambria Math" w:hint="eastAsia"/>
+          <w:szCs w:val="21"/>
+        </w:rPr>
+      </w:pPr>
+    </w:p>
+    <w:p>
+      <w:pPr>
         <w:jc w:val="center"/>
       </w:pPr>
       <w:r>
-        <w:rPr>
-          <w:rFonts w:eastAsiaTheme="minorHAnsi"/>
-          <w:noProof/>
-        </w:rPr>
-        <w:lastRenderedPageBreak/>
         <w:drawing>
-          <wp:inline distT="0" distB="0" distL="0" distR="0" wp14:anchorId="3D54108C" wp14:editId="4D2F117E">
-            <wp:extent cx="2880000" cy="2298175"/>
-            <wp:effectExtent l="0" t="0" r="0" b="0"/>
-            <wp:docPr id="1819699912" name="図 10"/>
+          <wp:inline distT="0" distB="0" distL="0" distR="0" wp14:anchorId="471548CF" wp14:editId="472CA832">
+            <wp:extent cx="3600000" cy="2411289"/>
+            <wp:effectExtent l="0" t="0" r="635" b="8255"/>
+            <wp:docPr id="237738156" name="図 16"/>
             <wp:cNvGraphicFramePr>
               <a:graphicFrameLocks xmlns:a="http://schemas.openxmlformats.org/drawingml/2006/main" noChangeAspect="1"/>
             </wp:cNvGraphicFramePr>
@@ -2101,13 +2244,13 @@
               <a:graphicData uri="http://schemas.openxmlformats.org/drawingml/2006/picture">
                 <pic:pic xmlns:pic="http://schemas.openxmlformats.org/drawingml/2006/picture">
                   <pic:nvPicPr>
-                    <pic:cNvPr id="0" name="Picture 37"/>
+                    <pic:cNvPr id="0" name="Picture 45"/>
                     <pic:cNvPicPr>
                       <a:picLocks noChangeAspect="1" noChangeArrowheads="1"/>
                     </pic:cNvPicPr>
                   </pic:nvPicPr>
                   <pic:blipFill>
-                    <a:blip r:embed="rId10" cstate="print">
+                    <a:blip r:embed="rId10">
                       <a:extLst>
                         <a:ext uri="{28A0092B-C50C-407E-A947-70E740481C1C}">
                           <a14:useLocalDpi xmlns:a14="http://schemas.microsoft.com/office/drawing/2010/main" val="0"/>
@@ -2122,7 +2265,7 @@
                   <pic:spPr bwMode="auto">
                     <a:xfrm>
                       <a:off x="0" y="0"/>
-                      <a:ext cx="2880000" cy="2298175"/>
+                      <a:ext cx="3600000" cy="2411289"/>
                     </a:xfrm>
                     <a:prstGeom prst="rect">
                       <a:avLst/>
@@ -2144,42 +2287,97 @@
         <w:pStyle w:val="ac"/>
         <w:jc w:val="center"/>
         <w:rPr>
-          <w:rFonts w:eastAsiaTheme="minorHAnsi"/>
+          <w:rFonts w:hint="eastAsia"/>
         </w:rPr>
       </w:pPr>
       <w:r>
         <w:t xml:space="preserve">図 </w:t>
       </w:r>
-      <w:fldSimple w:instr=" SEQ 図 \* ARABIC ">
-        <w:r>
+      <w:r>
+        <w:rPr>
+          <w:rFonts w:hint="eastAsia"/>
+        </w:rPr>
+        <w:t>4</w:t>
+      </w:r>
+      <w:r>
+        <w:rPr>
+          <w:rFonts w:hint="eastAsia"/>
+        </w:rPr>
+        <w:t xml:space="preserve">　損失関数の推移</w:t>
+      </w:r>
+      <w:r>
+        <w:rPr>
+          <w:rFonts w:hint="eastAsia"/>
+        </w:rPr>
+        <w:t>（</w:t>
+      </w:r>
+      <m:oMath>
+        <m:sSub>
+          <m:sSubPr>
+            <m:ctrlPr>
+              <w:rPr>
+                <w:rFonts w:ascii="Cambria Math" w:hAnsi="Cambria Math"/>
+              </w:rPr>
+            </m:ctrlPr>
+          </m:sSubPr>
+          <m:e>
+            <m:r>
+              <m:rPr>
+                <m:sty m:val="bi"/>
+              </m:rPr>
+              <w:rPr>
+                <w:rFonts w:ascii="Cambria Math" w:hAnsi="Cambria Math"/>
+              </w:rPr>
+              <m:t>τ</m:t>
+            </m:r>
+          </m:e>
+          <m:sub>
+            <m:r>
+              <m:rPr>
+                <m:sty m:val="bi"/>
+              </m:rPr>
+              <w:rPr>
+                <w:rFonts w:ascii="Cambria Math" w:hAnsi="Cambria Math"/>
+              </w:rPr>
+              <m:t>1</m:t>
+            </m:r>
+          </m:sub>
+        </m:sSub>
+        <m:r>
+          <m:rPr>
+            <m:sty m:val="bi"/>
+          </m:rPr>
           <w:rPr>
-            <w:noProof/>
+            <w:rFonts w:ascii="Cambria Math" w:hAnsi="Cambria Math"/>
           </w:rPr>
-          <w:t>4</w:t>
-        </w:r>
-      </w:fldSimple>
+          <m:t>=0.9</m:t>
+        </m:r>
+      </m:oMath>
       <w:r>
         <w:rPr>
           <w:rFonts w:hint="eastAsia"/>
         </w:rPr>
-        <w:t xml:space="preserve">　透過スペクトル２</w:t>
-      </w:r>
-    </w:p>
-    <w:p>
-      <w:pPr>
-        <w:keepNext/>
+        <w:t>）</w:t>
+      </w:r>
+    </w:p>
+    <w:p>
+      <w:pPr>
         <w:jc w:val="center"/>
-      </w:pPr>
-      <w:r>
-        <w:rPr>
-          <w:rFonts w:eastAsiaTheme="minorHAnsi"/>
-          <w:noProof/>
-        </w:rPr>
+        <w:rPr>
+          <w:rFonts w:hint="eastAsia"/>
+        </w:rPr>
+      </w:pPr>
+    </w:p>
+    <w:p>
+      <w:pPr>
+        <w:jc w:val="center"/>
+      </w:pPr>
+      <w:r>
         <w:drawing>
-          <wp:inline distT="0" distB="0" distL="0" distR="0" wp14:anchorId="217B270E" wp14:editId="79FBD533">
-            <wp:extent cx="2880000" cy="2298175"/>
-            <wp:effectExtent l="0" t="0" r="0" b="0"/>
-            <wp:docPr id="1809081751" name="図 9"/>
+          <wp:inline distT="0" distB="0" distL="0" distR="0" wp14:anchorId="1697088A" wp14:editId="260B3DC1">
+            <wp:extent cx="5400040" cy="1478915"/>
+            <wp:effectExtent l="0" t="0" r="0" b="6985"/>
+            <wp:docPr id="1938263559" name="図 15"/>
             <wp:cNvGraphicFramePr>
               <a:graphicFrameLocks xmlns:a="http://schemas.openxmlformats.org/drawingml/2006/main" noChangeAspect="1"/>
             </wp:cNvGraphicFramePr>
@@ -2187,7 +2385,7 @@
               <a:graphicData uri="http://schemas.openxmlformats.org/drawingml/2006/picture">
                 <pic:pic xmlns:pic="http://schemas.openxmlformats.org/drawingml/2006/picture">
                   <pic:nvPicPr>
-                    <pic:cNvPr id="0" name="Picture 38"/>
+                    <pic:cNvPr id="0" name="Picture 46"/>
                     <pic:cNvPicPr>
                       <a:picLocks noChangeAspect="1" noChangeArrowheads="1"/>
                     </pic:cNvPicPr>
@@ -2208,7 +2406,7 @@
                   <pic:spPr bwMode="auto">
                     <a:xfrm>
                       <a:off x="0" y="0"/>
-                      <a:ext cx="2880000" cy="2298175"/>
+                      <a:ext cx="5400040" cy="1478915"/>
                     </a:xfrm>
                     <a:prstGeom prst="rect">
                       <a:avLst/>
@@ -2229,27 +2427,658 @@
       <w:pPr>
         <w:pStyle w:val="ac"/>
         <w:jc w:val="center"/>
+        <w:rPr>
+          <w:rFonts w:ascii="ＭＳ Ｐゴシック" w:eastAsia="ＭＳ Ｐゴシック" w:hAnsi="ＭＳ Ｐゴシック" w:cs="ＭＳ Ｐゴシック"/>
+          <w:kern w:val="0"/>
+          <w:sz w:val="24"/>
+          <w:szCs w:val="24"/>
+          <w14:ligatures w14:val="none"/>
+        </w:rPr>
       </w:pPr>
       <w:r>
         <w:t xml:space="preserve">図 </w:t>
       </w:r>
-      <w:fldSimple w:instr=" SEQ 図 \* ARABIC ">
-        <w:r>
+      <w:r>
+        <w:rPr>
+          <w:rFonts w:hint="eastAsia"/>
+        </w:rPr>
+        <w:t>5</w:t>
+      </w:r>
+      <w:r>
+        <w:rPr>
+          <w:rFonts w:hint="eastAsia"/>
+        </w:rPr>
+        <w:t xml:space="preserve">　真値と推定値の比較</w:t>
+      </w:r>
+      <w:r>
+        <w:rPr>
+          <w:rFonts w:hint="eastAsia"/>
+        </w:rPr>
+        <w:t>（</w:t>
+      </w:r>
+      <m:oMath>
+        <m:sSub>
+          <m:sSubPr>
+            <m:ctrlPr>
+              <w:rPr>
+                <w:rFonts w:ascii="Cambria Math" w:hAnsi="Cambria Math"/>
+              </w:rPr>
+            </m:ctrlPr>
+          </m:sSubPr>
+          <m:e>
+            <m:r>
+              <m:rPr>
+                <m:sty m:val="bi"/>
+              </m:rPr>
+              <w:rPr>
+                <w:rFonts w:ascii="Cambria Math" w:hAnsi="Cambria Math"/>
+              </w:rPr>
+              <m:t>τ</m:t>
+            </m:r>
+          </m:e>
+          <m:sub>
+            <m:r>
+              <m:rPr>
+                <m:sty m:val="bi"/>
+              </m:rPr>
+              <w:rPr>
+                <w:rFonts w:ascii="Cambria Math" w:hAnsi="Cambria Math"/>
+              </w:rPr>
+              <m:t>1</m:t>
+            </m:r>
+          </m:sub>
+        </m:sSub>
+        <m:r>
+          <m:rPr>
+            <m:sty m:val="bi"/>
+          </m:rPr>
           <w:rPr>
-            <w:noProof/>
+            <w:rFonts w:ascii="Cambria Math" w:hAnsi="Cambria Math"/>
           </w:rPr>
-          <w:t>5</w:t>
-        </w:r>
-      </w:fldSimple>
+          <m:t>=0.9</m:t>
+        </m:r>
+      </m:oMath>
       <w:r>
         <w:rPr>
           <w:rFonts w:hint="eastAsia"/>
         </w:rPr>
-        <w:t xml:space="preserve">　透過スペクトル３</w:t>
+        <w:t>）</w:t>
+      </w:r>
+    </w:p>
+    <w:p>
+      <w:pPr>
+        <w:widowControl/>
+        <w:jc w:val="left"/>
+      </w:pPr>
+      <w:r>
+        <w:br w:type="page"/>
+      </w:r>
+    </w:p>
+    <w:p>
+      <w:pPr>
+        <w:jc w:val="center"/>
+      </w:pPr>
+      <w:r>
+        <w:lastRenderedPageBreak/>
+        <w:drawing>
+          <wp:inline distT="0" distB="0" distL="0" distR="0" wp14:anchorId="3B2F59B8" wp14:editId="0EEEE738">
+            <wp:extent cx="3600000" cy="2411289"/>
+            <wp:effectExtent l="0" t="0" r="635" b="8255"/>
+            <wp:docPr id="1337996342" name="図 14"/>
+            <wp:cNvGraphicFramePr>
+              <a:graphicFrameLocks xmlns:a="http://schemas.openxmlformats.org/drawingml/2006/main" noChangeAspect="1"/>
+            </wp:cNvGraphicFramePr>
+            <a:graphic xmlns:a="http://schemas.openxmlformats.org/drawingml/2006/main">
+              <a:graphicData uri="http://schemas.openxmlformats.org/drawingml/2006/picture">
+                <pic:pic xmlns:pic="http://schemas.openxmlformats.org/drawingml/2006/picture">
+                  <pic:nvPicPr>
+                    <pic:cNvPr id="0" name="Picture 47"/>
+                    <pic:cNvPicPr>
+                      <a:picLocks noChangeAspect="1" noChangeArrowheads="1"/>
+                    </pic:cNvPicPr>
+                  </pic:nvPicPr>
+                  <pic:blipFill>
+                    <a:blip r:embed="rId12">
+                      <a:extLst>
+                        <a:ext uri="{28A0092B-C50C-407E-A947-70E740481C1C}">
+                          <a14:useLocalDpi xmlns:a14="http://schemas.microsoft.com/office/drawing/2010/main" val="0"/>
+                        </a:ext>
+                      </a:extLst>
+                    </a:blip>
+                    <a:srcRect/>
+                    <a:stretch>
+                      <a:fillRect/>
+                    </a:stretch>
+                  </pic:blipFill>
+                  <pic:spPr bwMode="auto">
+                    <a:xfrm>
+                      <a:off x="0" y="0"/>
+                      <a:ext cx="3600000" cy="2411289"/>
+                    </a:xfrm>
+                    <a:prstGeom prst="rect">
+                      <a:avLst/>
+                    </a:prstGeom>
+                    <a:noFill/>
+                    <a:ln>
+                      <a:noFill/>
+                    </a:ln>
+                  </pic:spPr>
+                </pic:pic>
+              </a:graphicData>
+            </a:graphic>
+          </wp:inline>
+        </w:drawing>
+      </w:r>
+    </w:p>
+    <w:p>
+      <w:pPr>
+        <w:jc w:val="center"/>
+        <w:rPr>
+          <w:rFonts w:hint="eastAsia"/>
+          <w:b/>
+          <w:bCs/>
+        </w:rPr>
+      </w:pPr>
+      <w:r>
+        <w:rPr>
+          <w:b/>
+          <w:bCs/>
+        </w:rPr>
+        <w:t xml:space="preserve">図 </w:t>
+      </w:r>
+      <w:r>
+        <w:rPr>
+          <w:rFonts w:hint="eastAsia"/>
+          <w:b/>
+          <w:bCs/>
+        </w:rPr>
+        <w:t>6</w:t>
+      </w:r>
+      <w:r>
+        <w:rPr>
+          <w:rFonts w:hint="eastAsia"/>
+          <w:b/>
+          <w:bCs/>
+        </w:rPr>
+        <w:t xml:space="preserve">　損失関数の推移（</w:t>
+      </w:r>
+      <m:oMath>
+        <m:sSub>
+          <m:sSubPr>
+            <m:ctrlPr>
+              <w:rPr>
+                <w:rFonts w:ascii="Cambria Math" w:hAnsi="Cambria Math"/>
+                <w:b/>
+                <w:bCs/>
+                <w:szCs w:val="21"/>
+              </w:rPr>
+            </m:ctrlPr>
+          </m:sSubPr>
+          <m:e>
+            <m:r>
+              <m:rPr>
+                <m:sty m:val="bi"/>
+              </m:rPr>
+              <w:rPr>
+                <w:rFonts w:ascii="Cambria Math" w:hAnsi="Cambria Math"/>
+              </w:rPr>
+              <m:t>τ</m:t>
+            </m:r>
+          </m:e>
+          <m:sub>
+            <m:r>
+              <m:rPr>
+                <m:sty m:val="bi"/>
+              </m:rPr>
+              <w:rPr>
+                <w:rFonts w:ascii="Cambria Math" w:hAnsi="Cambria Math"/>
+              </w:rPr>
+              <m:t>2</m:t>
+            </m:r>
+          </m:sub>
+        </m:sSub>
+        <m:r>
+          <m:rPr>
+            <m:sty m:val="bi"/>
+          </m:rPr>
+          <w:rPr>
+            <w:rFonts w:ascii="Cambria Math" w:hAnsi="Cambria Math"/>
+          </w:rPr>
+          <m:t>=0.9</m:t>
+        </m:r>
+      </m:oMath>
+      <w:r>
+        <w:rPr>
+          <w:rFonts w:hint="eastAsia"/>
+          <w:b/>
+          <w:bCs/>
+        </w:rPr>
+        <w:t>）</w:t>
+      </w:r>
+    </w:p>
+    <w:p>
+      <w:pPr>
+        <w:jc w:val="center"/>
+      </w:pPr>
+      <w:r>
+        <w:drawing>
+          <wp:inline distT="0" distB="0" distL="0" distR="0" wp14:anchorId="2291BB8A" wp14:editId="3F908356">
+            <wp:extent cx="5400040" cy="1478280"/>
+            <wp:effectExtent l="0" t="0" r="0" b="7620"/>
+            <wp:docPr id="947677269" name="図 13"/>
+            <wp:cNvGraphicFramePr>
+              <a:graphicFrameLocks xmlns:a="http://schemas.openxmlformats.org/drawingml/2006/main" noChangeAspect="1"/>
+            </wp:cNvGraphicFramePr>
+            <a:graphic xmlns:a="http://schemas.openxmlformats.org/drawingml/2006/main">
+              <a:graphicData uri="http://schemas.openxmlformats.org/drawingml/2006/picture">
+                <pic:pic xmlns:pic="http://schemas.openxmlformats.org/drawingml/2006/picture">
+                  <pic:nvPicPr>
+                    <pic:cNvPr id="0" name="Picture 48"/>
+                    <pic:cNvPicPr>
+                      <a:picLocks noChangeAspect="1" noChangeArrowheads="1"/>
+                    </pic:cNvPicPr>
+                  </pic:nvPicPr>
+                  <pic:blipFill>
+                    <a:blip r:embed="rId13" cstate="print">
+                      <a:extLst>
+                        <a:ext uri="{28A0092B-C50C-407E-A947-70E740481C1C}">
+                          <a14:useLocalDpi xmlns:a14="http://schemas.microsoft.com/office/drawing/2010/main" val="0"/>
+                        </a:ext>
+                      </a:extLst>
+                    </a:blip>
+                    <a:srcRect/>
+                    <a:stretch>
+                      <a:fillRect/>
+                    </a:stretch>
+                  </pic:blipFill>
+                  <pic:spPr bwMode="auto">
+                    <a:xfrm>
+                      <a:off x="0" y="0"/>
+                      <a:ext cx="5400040" cy="1478280"/>
+                    </a:xfrm>
+                    <a:prstGeom prst="rect">
+                      <a:avLst/>
+                    </a:prstGeom>
+                    <a:noFill/>
+                    <a:ln>
+                      <a:noFill/>
+                    </a:ln>
+                  </pic:spPr>
+                </pic:pic>
+              </a:graphicData>
+            </a:graphic>
+          </wp:inline>
+        </w:drawing>
+      </w:r>
+    </w:p>
+    <w:p>
+      <w:pPr>
+        <w:pStyle w:val="ac"/>
+        <w:jc w:val="center"/>
+        <w:rPr>
+          <w:rFonts w:ascii="ＭＳ Ｐゴシック" w:eastAsia="ＭＳ Ｐゴシック" w:hAnsi="ＭＳ Ｐゴシック" w:cs="ＭＳ Ｐゴシック"/>
+          <w:kern w:val="0"/>
+          <w:sz w:val="24"/>
+          <w:szCs w:val="24"/>
+          <w14:ligatures w14:val="none"/>
+        </w:rPr>
+      </w:pPr>
+      <w:r>
+        <w:t xml:space="preserve">図 </w:t>
+      </w:r>
+      <w:r>
+        <w:rPr>
+          <w:rFonts w:hint="eastAsia"/>
+        </w:rPr>
+        <w:t>7</w:t>
+      </w:r>
+      <w:r>
+        <w:rPr>
+          <w:rFonts w:hint="eastAsia"/>
+        </w:rPr>
+        <w:t xml:space="preserve">　真値と推定値の比較</w:t>
+      </w:r>
+      <w:r>
+        <w:rPr>
+          <w:rFonts w:hint="eastAsia"/>
+        </w:rPr>
+        <w:t>（</w:t>
+      </w:r>
+      <m:oMath>
+        <m:sSub>
+          <m:sSubPr>
+            <m:ctrlPr>
+              <w:rPr>
+                <w:rFonts w:ascii="Cambria Math" w:hAnsi="Cambria Math"/>
+              </w:rPr>
+            </m:ctrlPr>
+          </m:sSubPr>
+          <m:e>
+            <m:r>
+              <m:rPr>
+                <m:sty m:val="bi"/>
+              </m:rPr>
+              <w:rPr>
+                <w:rFonts w:ascii="Cambria Math" w:hAnsi="Cambria Math"/>
+              </w:rPr>
+              <m:t>τ</m:t>
+            </m:r>
+          </m:e>
+          <m:sub>
+            <m:r>
+              <w:rPr>
+                <w:rFonts w:ascii="Cambria Math" w:hAnsi="Cambria Math"/>
+              </w:rPr>
+              <m:t>2</m:t>
+            </m:r>
+          </m:sub>
+        </m:sSub>
+        <m:r>
+          <m:rPr>
+            <m:sty m:val="bi"/>
+          </m:rPr>
+          <w:rPr>
+            <w:rFonts w:ascii="Cambria Math" w:hAnsi="Cambria Math"/>
+          </w:rPr>
+          <m:t>=0.9</m:t>
+        </m:r>
+      </m:oMath>
+      <w:r>
+        <w:rPr>
+          <w:rFonts w:hint="eastAsia"/>
+        </w:rPr>
+        <w:t>）</w:t>
+      </w:r>
+    </w:p>
+    <w:p>
+      <w:pPr>
+        <w:jc w:val="center"/>
+        <w:rPr>
+          <w:rFonts w:hint="eastAsia"/>
+        </w:rPr>
+      </w:pPr>
+    </w:p>
+    <w:p>
+      <w:pPr>
+        <w:widowControl/>
+        <w:jc w:val="left"/>
+      </w:pPr>
+      <w:r>
+        <w:br w:type="page"/>
+      </w:r>
+    </w:p>
+    <w:p>
+      <w:pPr>
+        <w:jc w:val="center"/>
+      </w:pPr>
+      <w:r>
+        <w:lastRenderedPageBreak/>
+        <w:drawing>
+          <wp:inline distT="0" distB="0" distL="0" distR="0" wp14:anchorId="4BD472DA" wp14:editId="4A436F98">
+            <wp:extent cx="3600000" cy="2411289"/>
+            <wp:effectExtent l="0" t="0" r="635" b="8255"/>
+            <wp:docPr id="657695316" name="図 12"/>
+            <wp:cNvGraphicFramePr>
+              <a:graphicFrameLocks xmlns:a="http://schemas.openxmlformats.org/drawingml/2006/main" noChangeAspect="1"/>
+            </wp:cNvGraphicFramePr>
+            <a:graphic xmlns:a="http://schemas.openxmlformats.org/drawingml/2006/main">
+              <a:graphicData uri="http://schemas.openxmlformats.org/drawingml/2006/picture">
+                <pic:pic xmlns:pic="http://schemas.openxmlformats.org/drawingml/2006/picture">
+                  <pic:nvPicPr>
+                    <pic:cNvPr id="0" name="Picture 49"/>
+                    <pic:cNvPicPr>
+                      <a:picLocks noChangeAspect="1" noChangeArrowheads="1"/>
+                    </pic:cNvPicPr>
+                  </pic:nvPicPr>
+                  <pic:blipFill>
+                    <a:blip r:embed="rId14">
+                      <a:extLst>
+                        <a:ext uri="{28A0092B-C50C-407E-A947-70E740481C1C}">
+                          <a14:useLocalDpi xmlns:a14="http://schemas.microsoft.com/office/drawing/2010/main" val="0"/>
+                        </a:ext>
+                      </a:extLst>
+                    </a:blip>
+                    <a:srcRect/>
+                    <a:stretch>
+                      <a:fillRect/>
+                    </a:stretch>
+                  </pic:blipFill>
+                  <pic:spPr bwMode="auto">
+                    <a:xfrm>
+                      <a:off x="0" y="0"/>
+                      <a:ext cx="3600000" cy="2411289"/>
+                    </a:xfrm>
+                    <a:prstGeom prst="rect">
+                      <a:avLst/>
+                    </a:prstGeom>
+                    <a:noFill/>
+                    <a:ln>
+                      <a:noFill/>
+                    </a:ln>
+                  </pic:spPr>
+                </pic:pic>
+              </a:graphicData>
+            </a:graphic>
+          </wp:inline>
+        </w:drawing>
+      </w:r>
+    </w:p>
+    <w:p>
+      <w:pPr>
+        <w:jc w:val="center"/>
+        <w:rPr>
+          <w:rFonts w:hint="eastAsia"/>
+          <w:b/>
+          <w:bCs/>
+          <w:szCs w:val="21"/>
+        </w:rPr>
+      </w:pPr>
+      <w:r>
+        <w:rPr>
+          <w:b/>
+          <w:bCs/>
+        </w:rPr>
+        <w:t xml:space="preserve">図 </w:t>
+      </w:r>
+      <w:r>
+        <w:rPr>
+          <w:rFonts w:hint="eastAsia"/>
+          <w:b/>
+          <w:bCs/>
+        </w:rPr>
+        <w:t>8</w:t>
+      </w:r>
+      <w:r>
+        <w:rPr>
+          <w:rFonts w:hint="eastAsia"/>
+          <w:b/>
+          <w:bCs/>
+        </w:rPr>
+        <w:t xml:space="preserve">　損失関数の推移（</w:t>
+      </w:r>
+      <m:oMath>
+        <m:r>
+          <m:rPr>
+            <m:sty m:val="bi"/>
+          </m:rPr>
+          <w:rPr>
+            <w:rFonts w:ascii="Cambria Math" w:hAnsi="Cambria Math"/>
+            <w:szCs w:val="21"/>
+          </w:rPr>
+          <m:t>α</m:t>
+        </m:r>
+        <m:r>
+          <m:rPr>
+            <m:sty m:val="bi"/>
+          </m:rPr>
+          <w:rPr>
+            <w:rFonts w:ascii="Cambria Math" w:hAnsi="Cambria Math"/>
+          </w:rPr>
+          <m:t>=0.9</m:t>
+        </m:r>
+      </m:oMath>
+      <w:r>
+        <w:rPr>
+          <w:rFonts w:hint="eastAsia"/>
+          <w:b/>
+          <w:bCs/>
+        </w:rPr>
+        <w:t>）</w:t>
+      </w:r>
+    </w:p>
+    <w:p>
+      <w:pPr>
+        <w:jc w:val="center"/>
+      </w:pPr>
+      <w:r>
+        <w:drawing>
+          <wp:inline distT="0" distB="0" distL="0" distR="0" wp14:anchorId="3046E73E" wp14:editId="4AFBF91C">
+            <wp:extent cx="5400040" cy="1480820"/>
+            <wp:effectExtent l="0" t="0" r="0" b="5080"/>
+            <wp:docPr id="1502634059" name="図 11"/>
+            <wp:cNvGraphicFramePr>
+              <a:graphicFrameLocks xmlns:a="http://schemas.openxmlformats.org/drawingml/2006/main" noChangeAspect="1"/>
+            </wp:cNvGraphicFramePr>
+            <a:graphic xmlns:a="http://schemas.openxmlformats.org/drawingml/2006/main">
+              <a:graphicData uri="http://schemas.openxmlformats.org/drawingml/2006/picture">
+                <pic:pic xmlns:pic="http://schemas.openxmlformats.org/drawingml/2006/picture">
+                  <pic:nvPicPr>
+                    <pic:cNvPr id="0" name="Picture 50"/>
+                    <pic:cNvPicPr>
+                      <a:picLocks noChangeAspect="1" noChangeArrowheads="1"/>
+                    </pic:cNvPicPr>
+                  </pic:nvPicPr>
+                  <pic:blipFill>
+                    <a:blip r:embed="rId15" cstate="print">
+                      <a:extLst>
+                        <a:ext uri="{28A0092B-C50C-407E-A947-70E740481C1C}">
+                          <a14:useLocalDpi xmlns:a14="http://schemas.microsoft.com/office/drawing/2010/main" val="0"/>
+                        </a:ext>
+                      </a:extLst>
+                    </a:blip>
+                    <a:srcRect/>
+                    <a:stretch>
+                      <a:fillRect/>
+                    </a:stretch>
+                  </pic:blipFill>
+                  <pic:spPr bwMode="auto">
+                    <a:xfrm>
+                      <a:off x="0" y="0"/>
+                      <a:ext cx="5400040" cy="1480820"/>
+                    </a:xfrm>
+                    <a:prstGeom prst="rect">
+                      <a:avLst/>
+                    </a:prstGeom>
+                    <a:noFill/>
+                    <a:ln>
+                      <a:noFill/>
+                    </a:ln>
+                  </pic:spPr>
+                </pic:pic>
+              </a:graphicData>
+            </a:graphic>
+          </wp:inline>
+        </w:drawing>
+      </w:r>
+    </w:p>
+    <w:p>
+      <w:pPr>
+        <w:pStyle w:val="ac"/>
+        <w:jc w:val="center"/>
+        <w:rPr>
+          <w:rFonts w:ascii="ＭＳ Ｐゴシック" w:eastAsia="ＭＳ Ｐゴシック" w:hAnsi="ＭＳ Ｐゴシック" w:cs="ＭＳ Ｐゴシック"/>
+          <w:kern w:val="0"/>
+          <w:sz w:val="24"/>
+          <w:szCs w:val="24"/>
+          <w14:ligatures w14:val="none"/>
+        </w:rPr>
+      </w:pPr>
+      <w:r>
+        <w:t xml:space="preserve">図 </w:t>
+      </w:r>
+      <w:r>
+        <w:rPr>
+          <w:rFonts w:hint="eastAsia"/>
+        </w:rPr>
+        <w:t>9</w:t>
+      </w:r>
+      <w:r>
+        <w:rPr>
+          <w:rFonts w:hint="eastAsia"/>
+        </w:rPr>
+        <w:t xml:space="preserve">　真値と推定値の比較（</w:t>
+      </w:r>
+      <m:oMath>
+        <m:r>
+          <m:rPr>
+            <m:sty m:val="bi"/>
+          </m:rPr>
+          <w:rPr>
+            <w:rFonts w:ascii="Cambria Math" w:hAnsi="Cambria Math"/>
+          </w:rPr>
+          <m:t>α=0.9</m:t>
+        </m:r>
+      </m:oMath>
+      <w:r>
+        <w:rPr>
+          <w:rFonts w:hint="eastAsia"/>
+        </w:rPr>
+        <w:t>）</w:t>
       </w:r>
     </w:p>
     <w:p/>
-    <w:p/>
+    <w:p>
+      <w:pPr>
+        <w:pStyle w:val="a9"/>
+        <w:numPr>
+          <w:ilvl w:val="0"/>
+          <w:numId w:val="1"/>
+        </w:numPr>
+        <w:rPr>
+          <w:b/>
+          <w:bCs/>
+          <w:sz w:val="22"/>
+          <w:szCs w:val="24"/>
+        </w:rPr>
+      </w:pPr>
+      <w:r>
+        <w:rPr>
+          <w:rFonts w:hint="eastAsia"/>
+          <w:b/>
+          <w:bCs/>
+          <w:sz w:val="22"/>
+          <w:szCs w:val="24"/>
+        </w:rPr>
+        <w:t>考察</w:t>
+      </w:r>
+    </w:p>
+    <w:p>
+      <w:pPr>
+        <w:pStyle w:val="a9"/>
+        <w:ind w:left="360"/>
+      </w:pPr>
+      <w:r>
+        <w:rPr>
+          <w:rFonts w:hint="eastAsia"/>
+        </w:rPr>
+        <w:t>3つのパラメータを推定する場合は、正しく行えておらず、スペクトルから求められるパラメータが一意でないと考えられる。一方で、</w:t>
+      </w:r>
+      <w:r>
+        <w:rPr>
+          <w:rFonts w:hint="eastAsia"/>
+        </w:rPr>
+        <w:t>３つのパラメータのいずれかで値を固定すると、ばらつきの少ない推定が行えていることがわかる。これは、推定するパラメータの数が減って、透過スペクトルからパラメータを一意に定められるようになったためだと考えられる。</w:t>
+      </w:r>
+    </w:p>
+    <w:p>
+      <w:pPr>
+        <w:pStyle w:val="a9"/>
+        <w:ind w:left="360"/>
+        <w:rPr>
+          <w:rFonts w:hint="eastAsia"/>
+        </w:rPr>
+      </w:pPr>
+    </w:p>
     <w:sectPr>
       <w:pgSz w:w="11906" w:h="16838"/>
       <w:pgMar w:top="1985" w:right="1701" w:bottom="1701" w:left="1701" w:header="851" w:footer="992" w:gutter="0"/>
@@ -2622,6 +3451,345 @@
     </w:lvl>
   </w:abstractNum>
   <w:abstractNum w:abstractNumId="3" w15:restartNumberingAfterBreak="0">
+    <w:nsid w:val="248E1E88"/>
+    <w:multiLevelType w:val="multilevel"/>
+    <w:tmpl w:val="7E8E7F46"/>
+    <w:lvl w:ilvl="0">
+      <w:start w:val="3"/>
+      <w:numFmt w:val="decimal"/>
+      <w:lvlText w:val="%1"/>
+      <w:lvlJc w:val="left"/>
+      <w:pPr>
+        <w:ind w:left="360" w:hanging="360"/>
+      </w:pPr>
+      <w:rPr>
+        <w:rFonts w:hint="default"/>
+      </w:rPr>
+    </w:lvl>
+    <w:lvl w:ilvl="1">
+      <w:start w:val="1"/>
+      <w:numFmt w:val="decimal"/>
+      <w:lvlText w:val="%1.%2"/>
+      <w:lvlJc w:val="left"/>
+      <w:pPr>
+        <w:ind w:left="800" w:hanging="360"/>
+      </w:pPr>
+      <w:rPr>
+        <w:rFonts w:hint="default"/>
+      </w:rPr>
+    </w:lvl>
+    <w:lvl w:ilvl="2">
+      <w:start w:val="1"/>
+      <w:numFmt w:val="decimal"/>
+      <w:lvlText w:val="%1.%2.%3"/>
+      <w:lvlJc w:val="left"/>
+      <w:pPr>
+        <w:ind w:left="1600" w:hanging="720"/>
+      </w:pPr>
+      <w:rPr>
+        <w:rFonts w:hint="default"/>
+      </w:rPr>
+    </w:lvl>
+    <w:lvl w:ilvl="3">
+      <w:start w:val="1"/>
+      <w:numFmt w:val="decimal"/>
+      <w:lvlText w:val="%1.%2.%3.%4"/>
+      <w:lvlJc w:val="left"/>
+      <w:pPr>
+        <w:ind w:left="2040" w:hanging="720"/>
+      </w:pPr>
+      <w:rPr>
+        <w:rFonts w:hint="default"/>
+      </w:rPr>
+    </w:lvl>
+    <w:lvl w:ilvl="4">
+      <w:start w:val="1"/>
+      <w:numFmt w:val="decimal"/>
+      <w:lvlText w:val="%1.%2.%3.%4.%5"/>
+      <w:lvlJc w:val="left"/>
+      <w:pPr>
+        <w:ind w:left="2840" w:hanging="1080"/>
+      </w:pPr>
+      <w:rPr>
+        <w:rFonts w:hint="default"/>
+      </w:rPr>
+    </w:lvl>
+    <w:lvl w:ilvl="5">
+      <w:start w:val="1"/>
+      <w:numFmt w:val="decimal"/>
+      <w:lvlText w:val="%1.%2.%3.%4.%5.%6"/>
+      <w:lvlJc w:val="left"/>
+      <w:pPr>
+        <w:ind w:left="3280" w:hanging="1080"/>
+      </w:pPr>
+      <w:rPr>
+        <w:rFonts w:hint="default"/>
+      </w:rPr>
+    </w:lvl>
+    <w:lvl w:ilvl="6">
+      <w:start w:val="1"/>
+      <w:numFmt w:val="decimal"/>
+      <w:lvlText w:val="%1.%2.%3.%4.%5.%6.%7"/>
+      <w:lvlJc w:val="left"/>
+      <w:pPr>
+        <w:ind w:left="4080" w:hanging="1440"/>
+      </w:pPr>
+      <w:rPr>
+        <w:rFonts w:hint="default"/>
+      </w:rPr>
+    </w:lvl>
+    <w:lvl w:ilvl="7">
+      <w:start w:val="1"/>
+      <w:numFmt w:val="decimal"/>
+      <w:lvlText w:val="%1.%2.%3.%4.%5.%6.%7.%8"/>
+      <w:lvlJc w:val="left"/>
+      <w:pPr>
+        <w:ind w:left="4520" w:hanging="1440"/>
+      </w:pPr>
+      <w:rPr>
+        <w:rFonts w:hint="default"/>
+      </w:rPr>
+    </w:lvl>
+    <w:lvl w:ilvl="8">
+      <w:start w:val="1"/>
+      <w:numFmt w:val="decimal"/>
+      <w:lvlText w:val="%1.%2.%3.%4.%5.%6.%7.%8.%9"/>
+      <w:lvlJc w:val="left"/>
+      <w:pPr>
+        <w:ind w:left="5320" w:hanging="1800"/>
+      </w:pPr>
+      <w:rPr>
+        <w:rFonts w:hint="default"/>
+      </w:rPr>
+    </w:lvl>
+  </w:abstractNum>
+  <w:abstractNum w:abstractNumId="4" w15:restartNumberingAfterBreak="0">
+    <w:nsid w:val="28993700"/>
+    <w:multiLevelType w:val="multilevel"/>
+    <w:tmpl w:val="7E8E7F46"/>
+    <w:lvl w:ilvl="0">
+      <w:start w:val="3"/>
+      <w:numFmt w:val="decimal"/>
+      <w:lvlText w:val="%1"/>
+      <w:lvlJc w:val="left"/>
+      <w:pPr>
+        <w:ind w:left="360" w:hanging="360"/>
+      </w:pPr>
+      <w:rPr>
+        <w:rFonts w:hint="default"/>
+      </w:rPr>
+    </w:lvl>
+    <w:lvl w:ilvl="1">
+      <w:start w:val="1"/>
+      <w:numFmt w:val="decimal"/>
+      <w:lvlText w:val="%1.%2"/>
+      <w:lvlJc w:val="left"/>
+      <w:pPr>
+        <w:ind w:left="800" w:hanging="360"/>
+      </w:pPr>
+      <w:rPr>
+        <w:rFonts w:hint="default"/>
+      </w:rPr>
+    </w:lvl>
+    <w:lvl w:ilvl="2">
+      <w:start w:val="1"/>
+      <w:numFmt w:val="decimal"/>
+      <w:lvlText w:val="%1.%2.%3"/>
+      <w:lvlJc w:val="left"/>
+      <w:pPr>
+        <w:ind w:left="1600" w:hanging="720"/>
+      </w:pPr>
+      <w:rPr>
+        <w:rFonts w:hint="default"/>
+      </w:rPr>
+    </w:lvl>
+    <w:lvl w:ilvl="3">
+      <w:start w:val="1"/>
+      <w:numFmt w:val="decimal"/>
+      <w:lvlText w:val="%1.%2.%3.%4"/>
+      <w:lvlJc w:val="left"/>
+      <w:pPr>
+        <w:ind w:left="2040" w:hanging="720"/>
+      </w:pPr>
+      <w:rPr>
+        <w:rFonts w:hint="default"/>
+      </w:rPr>
+    </w:lvl>
+    <w:lvl w:ilvl="4">
+      <w:start w:val="1"/>
+      <w:numFmt w:val="decimal"/>
+      <w:lvlText w:val="%1.%2.%3.%4.%5"/>
+      <w:lvlJc w:val="left"/>
+      <w:pPr>
+        <w:ind w:left="2840" w:hanging="1080"/>
+      </w:pPr>
+      <w:rPr>
+        <w:rFonts w:hint="default"/>
+      </w:rPr>
+    </w:lvl>
+    <w:lvl w:ilvl="5">
+      <w:start w:val="1"/>
+      <w:numFmt w:val="decimal"/>
+      <w:lvlText w:val="%1.%2.%3.%4.%5.%6"/>
+      <w:lvlJc w:val="left"/>
+      <w:pPr>
+        <w:ind w:left="3280" w:hanging="1080"/>
+      </w:pPr>
+      <w:rPr>
+        <w:rFonts w:hint="default"/>
+      </w:rPr>
+    </w:lvl>
+    <w:lvl w:ilvl="6">
+      <w:start w:val="1"/>
+      <w:numFmt w:val="decimal"/>
+      <w:lvlText w:val="%1.%2.%3.%4.%5.%6.%7"/>
+      <w:lvlJc w:val="left"/>
+      <w:pPr>
+        <w:ind w:left="4080" w:hanging="1440"/>
+      </w:pPr>
+      <w:rPr>
+        <w:rFonts w:hint="default"/>
+      </w:rPr>
+    </w:lvl>
+    <w:lvl w:ilvl="7">
+      <w:start w:val="1"/>
+      <w:numFmt w:val="decimal"/>
+      <w:lvlText w:val="%1.%2.%3.%4.%5.%6.%7.%8"/>
+      <w:lvlJc w:val="left"/>
+      <w:pPr>
+        <w:ind w:left="4520" w:hanging="1440"/>
+      </w:pPr>
+      <w:rPr>
+        <w:rFonts w:hint="default"/>
+      </w:rPr>
+    </w:lvl>
+    <w:lvl w:ilvl="8">
+      <w:start w:val="1"/>
+      <w:numFmt w:val="decimal"/>
+      <w:lvlText w:val="%1.%2.%3.%4.%5.%6.%7.%8.%9"/>
+      <w:lvlJc w:val="left"/>
+      <w:pPr>
+        <w:ind w:left="5320" w:hanging="1800"/>
+      </w:pPr>
+      <w:rPr>
+        <w:rFonts w:hint="default"/>
+      </w:rPr>
+    </w:lvl>
+  </w:abstractNum>
+  <w:abstractNum w:abstractNumId="5" w15:restartNumberingAfterBreak="0">
+    <w:nsid w:val="3F6F38B6"/>
+    <w:multiLevelType w:val="multilevel"/>
+    <w:tmpl w:val="7E8E7F46"/>
+    <w:lvl w:ilvl="0">
+      <w:start w:val="3"/>
+      <w:numFmt w:val="decimal"/>
+      <w:lvlText w:val="%1"/>
+      <w:lvlJc w:val="left"/>
+      <w:pPr>
+        <w:ind w:left="360" w:hanging="360"/>
+      </w:pPr>
+      <w:rPr>
+        <w:rFonts w:hint="default"/>
+      </w:rPr>
+    </w:lvl>
+    <w:lvl w:ilvl="1">
+      <w:start w:val="1"/>
+      <w:numFmt w:val="decimal"/>
+      <w:lvlText w:val="%1.%2"/>
+      <w:lvlJc w:val="left"/>
+      <w:pPr>
+        <w:ind w:left="800" w:hanging="360"/>
+      </w:pPr>
+      <w:rPr>
+        <w:rFonts w:hint="default"/>
+      </w:rPr>
+    </w:lvl>
+    <w:lvl w:ilvl="2">
+      <w:start w:val="1"/>
+      <w:numFmt w:val="decimal"/>
+      <w:lvlText w:val="%1.%2.%3"/>
+      <w:lvlJc w:val="left"/>
+      <w:pPr>
+        <w:ind w:left="1600" w:hanging="720"/>
+      </w:pPr>
+      <w:rPr>
+        <w:rFonts w:hint="default"/>
+      </w:rPr>
+    </w:lvl>
+    <w:lvl w:ilvl="3">
+      <w:start w:val="1"/>
+      <w:numFmt w:val="decimal"/>
+      <w:lvlText w:val="%1.%2.%3.%4"/>
+      <w:lvlJc w:val="left"/>
+      <w:pPr>
+        <w:ind w:left="2040" w:hanging="720"/>
+      </w:pPr>
+      <w:rPr>
+        <w:rFonts w:hint="default"/>
+      </w:rPr>
+    </w:lvl>
+    <w:lvl w:ilvl="4">
+      <w:start w:val="1"/>
+      <w:numFmt w:val="decimal"/>
+      <w:lvlText w:val="%1.%2.%3.%4.%5"/>
+      <w:lvlJc w:val="left"/>
+      <w:pPr>
+        <w:ind w:left="2840" w:hanging="1080"/>
+      </w:pPr>
+      <w:rPr>
+        <w:rFonts w:hint="default"/>
+      </w:rPr>
+    </w:lvl>
+    <w:lvl w:ilvl="5">
+      <w:start w:val="1"/>
+      <w:numFmt w:val="decimal"/>
+      <w:lvlText w:val="%1.%2.%3.%4.%5.%6"/>
+      <w:lvlJc w:val="left"/>
+      <w:pPr>
+        <w:ind w:left="3280" w:hanging="1080"/>
+      </w:pPr>
+      <w:rPr>
+        <w:rFonts w:hint="default"/>
+      </w:rPr>
+    </w:lvl>
+    <w:lvl w:ilvl="6">
+      <w:start w:val="1"/>
+      <w:numFmt w:val="decimal"/>
+      <w:lvlText w:val="%1.%2.%3.%4.%5.%6.%7"/>
+      <w:lvlJc w:val="left"/>
+      <w:pPr>
+        <w:ind w:left="4080" w:hanging="1440"/>
+      </w:pPr>
+      <w:rPr>
+        <w:rFonts w:hint="default"/>
+      </w:rPr>
+    </w:lvl>
+    <w:lvl w:ilvl="7">
+      <w:start w:val="1"/>
+      <w:numFmt w:val="decimal"/>
+      <w:lvlText w:val="%1.%2.%3.%4.%5.%6.%7.%8"/>
+      <w:lvlJc w:val="left"/>
+      <w:pPr>
+        <w:ind w:left="4520" w:hanging="1440"/>
+      </w:pPr>
+      <w:rPr>
+        <w:rFonts w:hint="default"/>
+      </w:rPr>
+    </w:lvl>
+    <w:lvl w:ilvl="8">
+      <w:start w:val="1"/>
+      <w:numFmt w:val="decimal"/>
+      <w:lvlText w:val="%1.%2.%3.%4.%5.%6.%7.%8.%9"/>
+      <w:lvlJc w:val="left"/>
+      <w:pPr>
+        <w:ind w:left="5320" w:hanging="1800"/>
+      </w:pPr>
+      <w:rPr>
+        <w:rFonts w:hint="default"/>
+      </w:rPr>
+    </w:lvl>
+  </w:abstractNum>
+  <w:abstractNum w:abstractNumId="6" w15:restartNumberingAfterBreak="0">
     <w:nsid w:val="3FDD449B"/>
     <w:multiLevelType w:val="multilevel"/>
     <w:tmpl w:val="5098683E"/>
@@ -2770,10 +3938,123 @@
       </w:rPr>
     </w:lvl>
   </w:abstractNum>
-  <w:abstractNum w:abstractNumId="4" w15:restartNumberingAfterBreak="0">
+  <w:abstractNum w:abstractNumId="7" w15:restartNumberingAfterBreak="0">
+    <w:nsid w:val="6E297264"/>
+    <w:multiLevelType w:val="multilevel"/>
+    <w:tmpl w:val="7E8E7F46"/>
+    <w:lvl w:ilvl="0">
+      <w:start w:val="3"/>
+      <w:numFmt w:val="decimal"/>
+      <w:lvlText w:val="%1"/>
+      <w:lvlJc w:val="left"/>
+      <w:pPr>
+        <w:ind w:left="360" w:hanging="360"/>
+      </w:pPr>
+      <w:rPr>
+        <w:rFonts w:hint="default"/>
+      </w:rPr>
+    </w:lvl>
+    <w:lvl w:ilvl="1">
+      <w:start w:val="1"/>
+      <w:numFmt w:val="decimal"/>
+      <w:lvlText w:val="%1.%2"/>
+      <w:lvlJc w:val="left"/>
+      <w:pPr>
+        <w:ind w:left="800" w:hanging="360"/>
+      </w:pPr>
+      <w:rPr>
+        <w:rFonts w:hint="default"/>
+      </w:rPr>
+    </w:lvl>
+    <w:lvl w:ilvl="2">
+      <w:start w:val="1"/>
+      <w:numFmt w:val="decimal"/>
+      <w:lvlText w:val="%1.%2.%3"/>
+      <w:lvlJc w:val="left"/>
+      <w:pPr>
+        <w:ind w:left="1600" w:hanging="720"/>
+      </w:pPr>
+      <w:rPr>
+        <w:rFonts w:hint="default"/>
+      </w:rPr>
+    </w:lvl>
+    <w:lvl w:ilvl="3">
+      <w:start w:val="1"/>
+      <w:numFmt w:val="decimal"/>
+      <w:lvlText w:val="%1.%2.%3.%4"/>
+      <w:lvlJc w:val="left"/>
+      <w:pPr>
+        <w:ind w:left="2040" w:hanging="720"/>
+      </w:pPr>
+      <w:rPr>
+        <w:rFonts w:hint="default"/>
+      </w:rPr>
+    </w:lvl>
+    <w:lvl w:ilvl="4">
+      <w:start w:val="1"/>
+      <w:numFmt w:val="decimal"/>
+      <w:lvlText w:val="%1.%2.%3.%4.%5"/>
+      <w:lvlJc w:val="left"/>
+      <w:pPr>
+        <w:ind w:left="2840" w:hanging="1080"/>
+      </w:pPr>
+      <w:rPr>
+        <w:rFonts w:hint="default"/>
+      </w:rPr>
+    </w:lvl>
+    <w:lvl w:ilvl="5">
+      <w:start w:val="1"/>
+      <w:numFmt w:val="decimal"/>
+      <w:lvlText w:val="%1.%2.%3.%4.%5.%6"/>
+      <w:lvlJc w:val="left"/>
+      <w:pPr>
+        <w:ind w:left="3280" w:hanging="1080"/>
+      </w:pPr>
+      <w:rPr>
+        <w:rFonts w:hint="default"/>
+      </w:rPr>
+    </w:lvl>
+    <w:lvl w:ilvl="6">
+      <w:start w:val="1"/>
+      <w:numFmt w:val="decimal"/>
+      <w:lvlText w:val="%1.%2.%3.%4.%5.%6.%7"/>
+      <w:lvlJc w:val="left"/>
+      <w:pPr>
+        <w:ind w:left="4080" w:hanging="1440"/>
+      </w:pPr>
+      <w:rPr>
+        <w:rFonts w:hint="default"/>
+      </w:rPr>
+    </w:lvl>
+    <w:lvl w:ilvl="7">
+      <w:start w:val="1"/>
+      <w:numFmt w:val="decimal"/>
+      <w:lvlText w:val="%1.%2.%3.%4.%5.%6.%7.%8"/>
+      <w:lvlJc w:val="left"/>
+      <w:pPr>
+        <w:ind w:left="4520" w:hanging="1440"/>
+      </w:pPr>
+      <w:rPr>
+        <w:rFonts w:hint="default"/>
+      </w:rPr>
+    </w:lvl>
+    <w:lvl w:ilvl="8">
+      <w:start w:val="1"/>
+      <w:numFmt w:val="decimal"/>
+      <w:lvlText w:val="%1.%2.%3.%4.%5.%6.%7.%8.%9"/>
+      <w:lvlJc w:val="left"/>
+      <w:pPr>
+        <w:ind w:left="5320" w:hanging="1800"/>
+      </w:pPr>
+      <w:rPr>
+        <w:rFonts w:hint="default"/>
+      </w:rPr>
+    </w:lvl>
+  </w:abstractNum>
+  <w:abstractNum w:abstractNumId="8" w15:restartNumberingAfterBreak="0">
     <w:nsid w:val="6F9A3457"/>
     <w:multiLevelType w:val="hybridMultilevel"/>
-    <w:tmpl w:val="E6DACA7E"/>
+    <w:tmpl w:val="AC3050C2"/>
     <w:lvl w:ilvl="0" w:tplc="EBC6A574">
       <w:start w:val="1"/>
       <w:numFmt w:val="decimal"/>
@@ -2786,10 +4067,10 @@
         <w:rFonts w:hint="default"/>
       </w:rPr>
     </w:lvl>
-    <w:lvl w:ilvl="1" w:tplc="04090017" w:tentative="1">
-      <w:start w:val="1"/>
-      <w:numFmt w:val="aiueoFullWidth"/>
-      <w:lvlText w:val="(%2)"/>
+    <w:lvl w:ilvl="1" w:tplc="0409000F">
+      <w:start w:val="1"/>
+      <w:numFmt w:val="decimal"/>
+      <w:lvlText w:val="%2."/>
       <w:lvlJc w:val="left"/>
       <w:pPr>
         <w:ind w:left="880" w:hanging="440"/>
@@ -2859,7 +4140,7 @@
       </w:pPr>
     </w:lvl>
   </w:abstractNum>
-  <w:abstractNum w:abstractNumId="5" w15:restartNumberingAfterBreak="0">
+  <w:abstractNum w:abstractNumId="9" w15:restartNumberingAfterBreak="0">
     <w:nsid w:val="75EE75E3"/>
     <w:multiLevelType w:val="multilevel"/>
     <w:tmpl w:val="B63EE03A"/>
@@ -3009,7 +4290,7 @@
     </w:lvl>
   </w:abstractNum>
   <w:num w:numId="1" w16cid:durableId="504366216">
-    <w:abstractNumId w:val="4"/>
+    <w:abstractNumId w:val="8"/>
   </w:num>
   <w:num w:numId="2" w16cid:durableId="2126343581">
     <w:abstractNumId w:val="0"/>
@@ -3018,13 +4299,25 @@
     <w:abstractNumId w:val="2"/>
   </w:num>
   <w:num w:numId="4" w16cid:durableId="969356811">
-    <w:abstractNumId w:val="3"/>
+    <w:abstractNumId w:val="6"/>
   </w:num>
   <w:num w:numId="5" w16cid:durableId="411513942">
     <w:abstractNumId w:val="1"/>
   </w:num>
   <w:num w:numId="6" w16cid:durableId="1420518515">
+    <w:abstractNumId w:val="9"/>
+  </w:num>
+  <w:num w:numId="7" w16cid:durableId="71047486">
+    <w:abstractNumId w:val="7"/>
+  </w:num>
+  <w:num w:numId="8" w16cid:durableId="127749309">
+    <w:abstractNumId w:val="3"/>
+  </w:num>
+  <w:num w:numId="9" w16cid:durableId="1767267392">
     <w:abstractNumId w:val="5"/>
+  </w:num>
+  <w:num w:numId="10" w16cid:durableId="1565066544">
+    <w:abstractNumId w:val="4"/>
   </w:num>
 </w:numbering>
 </file>
@@ -3632,7 +4925,6 @@
   <w:style w:type="character" w:default="1" w:styleId="a0">
     <w:name w:val="Default Paragraph Font"/>
     <w:uiPriority w:val="1"/>
-    <w:semiHidden/>
     <w:unhideWhenUsed/>
   </w:style>
   <w:style w:type="table" w:default="1" w:styleId="a1">
@@ -4027,6 +5319,59 @@
     <w:uiPriority w:val="99"/>
     <w:rsid w:val="00467206"/>
   </w:style>
+  <w:style w:type="paragraph" w:styleId="HTML">
+    <w:name w:val="HTML Preformatted"/>
+    <w:basedOn w:val="a"/>
+    <w:link w:val="HTML0"/>
+    <w:uiPriority w:val="99"/>
+    <w:semiHidden/>
+    <w:unhideWhenUsed/>
+    <w:rsid w:val="00DE722F"/>
+    <w:pPr>
+      <w:widowControl/>
+      <w:tabs>
+        <w:tab w:val="left" w:pos="916"/>
+        <w:tab w:val="left" w:pos="1832"/>
+        <w:tab w:val="left" w:pos="2748"/>
+        <w:tab w:val="left" w:pos="3664"/>
+        <w:tab w:val="left" w:pos="4580"/>
+        <w:tab w:val="left" w:pos="5496"/>
+        <w:tab w:val="left" w:pos="6412"/>
+        <w:tab w:val="left" w:pos="7328"/>
+        <w:tab w:val="left" w:pos="8244"/>
+        <w:tab w:val="left" w:pos="9160"/>
+        <w:tab w:val="left" w:pos="10076"/>
+        <w:tab w:val="left" w:pos="10992"/>
+        <w:tab w:val="left" w:pos="11908"/>
+        <w:tab w:val="left" w:pos="12824"/>
+        <w:tab w:val="left" w:pos="13740"/>
+        <w:tab w:val="left" w:pos="14656"/>
+      </w:tabs>
+      <w:jc w:val="left"/>
+    </w:pPr>
+    <w:rPr>
+      <w:rFonts w:ascii="ＭＳ ゴシック" w:eastAsia="ＭＳ ゴシック" w:hAnsi="ＭＳ ゴシック" w:cs="ＭＳ ゴシック"/>
+      <w:kern w:val="0"/>
+      <w:sz w:val="24"/>
+      <w:szCs w:val="24"/>
+      <w14:ligatures w14:val="none"/>
+    </w:rPr>
+  </w:style>
+  <w:style w:type="character" w:customStyle="1" w:styleId="HTML0">
+    <w:name w:val="HTML 書式付き (文字)"/>
+    <w:basedOn w:val="a0"/>
+    <w:link w:val="HTML"/>
+    <w:uiPriority w:val="99"/>
+    <w:semiHidden/>
+    <w:rsid w:val="00DE722F"/>
+    <w:rPr>
+      <w:rFonts w:ascii="ＭＳ ゴシック" w:eastAsia="ＭＳ ゴシック" w:hAnsi="ＭＳ ゴシック" w:cs="ＭＳ ゴシック"/>
+      <w:kern w:val="0"/>
+      <w:sz w:val="24"/>
+      <w:szCs w:val="24"/>
+      <w14:ligatures w14:val="none"/>
+    </w:rPr>
+  </w:style>
 </w:styles>
 </file>
 
